--- a/Key Notes.docx
+++ b/Key Notes.docx
@@ -11448,19 +11448,682 @@
       <w:pPr>
         <w:pStyle w:val="NoSpacing"/>
       </w:pPr>
+      <w:r>
+        <w:t xml:space="preserve">A good software architecture should be scalable to handle future growth, maintainable for easy changes, reusable to avoid duplication, reliable for consistent </w:t>
+      </w:r>
+      <w:proofErr w:type="spellStart"/>
+      <w:r>
+        <w:t>behavior</w:t>
+      </w:r>
+      <w:proofErr w:type="spellEnd"/>
+      <w:r>
+        <w:t>, flexible for changing requirements, secure against threats, and efficient in terms of performance and resource usage.</w:t>
+      </w:r>
+    </w:p>
+    <w:p>
+      <w:pPr>
+        <w:pStyle w:val="NoSpacing"/>
+      </w:pPr>
+    </w:p>
+    <w:p>
+      <w:pPr>
+        <w:pStyle w:val="NoSpacing"/>
+        <w:rPr>
+          <w:b/>
+        </w:rPr>
+      </w:pPr>
+      <w:r>
+        <w:rPr>
+          <w:b/>
+        </w:rPr>
+        <w:t>What is Frontend Caching?</w:t>
+      </w:r>
+    </w:p>
+    <w:p>
+      <w:pPr>
+        <w:pStyle w:val="NoSpacing"/>
+      </w:pPr>
+      <w:r>
+        <w:t>Frontend caching refers to storing the results of resource requests in a cache accessible by the client-side application, helping to minimize repeated server calls. This can include anything from HTML documents and JavaScript files to images and API responses. By using caching, developers can significantly improve the speed of web applications, making them feel more responsive.</w:t>
+      </w:r>
+    </w:p>
+    <w:p>
+      <w:pPr>
+        <w:pStyle w:val="NoSpacing"/>
+      </w:pPr>
+    </w:p>
+    <w:p>
+      <w:pPr>
+        <w:pStyle w:val="NoSpacing"/>
+        <w:rPr>
+          <w:b/>
+        </w:rPr>
+      </w:pPr>
+      <w:r>
+        <w:rPr>
+          <w:b/>
+        </w:rPr>
+        <w:t>Why is Frontend Caching Important?</w:t>
+      </w:r>
+    </w:p>
+    <w:p>
+      <w:pPr>
+        <w:pStyle w:val="NoSpacing"/>
+      </w:pPr>
+      <w:r>
+        <w:t>The performance of a web application directly impacts user experience, search engine ranking, and overall engagement. Here are some reasons why frontend caching is vital:</w:t>
+      </w:r>
+    </w:p>
+    <w:p>
+      <w:pPr>
+        <w:pStyle w:val="NoSpacing"/>
+        <w:numPr>
+          <w:ilvl w:val="0"/>
+          <w:numId w:val="26"/>
+        </w:numPr>
+      </w:pPr>
+      <w:r>
+        <w:rPr>
+          <w:rStyle w:val="Strong"/>
+          <w:b w:val="0"/>
+          <w:bCs w:val="0"/>
+        </w:rPr>
+        <w:t>Reduced Load Times:</w:t>
+      </w:r>
+      <w:r>
+        <w:t> Caching ensures that resources load faster because they are retrieved locally rather than over the network.</w:t>
+      </w:r>
+    </w:p>
+    <w:p>
+      <w:pPr>
+        <w:pStyle w:val="NoSpacing"/>
+        <w:numPr>
+          <w:ilvl w:val="0"/>
+          <w:numId w:val="26"/>
+        </w:numPr>
+      </w:pPr>
+      <w:r>
+        <w:rPr>
+          <w:rStyle w:val="Strong"/>
+          <w:b w:val="0"/>
+          <w:bCs w:val="0"/>
+        </w:rPr>
+        <w:t>Decreased Server Load:</w:t>
+      </w:r>
+      <w:r>
+        <w:t> Reducing the number of requests to the server can help manage traffic better and reduce server costs.</w:t>
+      </w:r>
+    </w:p>
+    <w:p>
+      <w:pPr>
+        <w:pStyle w:val="NoSpacing"/>
+        <w:numPr>
+          <w:ilvl w:val="0"/>
+          <w:numId w:val="26"/>
+        </w:numPr>
+      </w:pPr>
+      <w:r>
+        <w:rPr>
+          <w:rStyle w:val="Strong"/>
+          <w:b w:val="0"/>
+          <w:bCs w:val="0"/>
+        </w:rPr>
+        <w:t>Improved User Experience:</w:t>
+      </w:r>
+      <w:r>
+        <w:t> A fast-loading application keeps users engaged and satisfied.</w:t>
+      </w:r>
+    </w:p>
+    <w:p>
+      <w:pPr>
+        <w:pStyle w:val="NoSpacing"/>
+        <w:numPr>
+          <w:ilvl w:val="0"/>
+          <w:numId w:val="26"/>
+        </w:numPr>
+      </w:pPr>
+      <w:r>
+        <w:rPr>
+          <w:rStyle w:val="Strong"/>
+          <w:b w:val="0"/>
+          <w:bCs w:val="0"/>
+        </w:rPr>
+        <w:t>SEO Benefits:</w:t>
+      </w:r>
+      <w:r>
+        <w:t> Faster websites tend to rank higher in search engine results, leading to increased organic traffic.</w:t>
+      </w:r>
+    </w:p>
+    <w:p>
+      <w:pPr>
+        <w:pStyle w:val="NoSpacing"/>
+        <w:rPr>
+          <w:b/>
+        </w:rPr>
+      </w:pPr>
+      <w:r>
+        <w:rPr>
+          <w:b/>
+        </w:rPr>
+        <w:t>Types of Frontend Caching Strategies</w:t>
+      </w:r>
+    </w:p>
+    <w:p>
+      <w:pPr>
+        <w:pStyle w:val="NoSpacing"/>
+      </w:pPr>
+      <w:r>
+        <w:t>Let’s delve into some popular frontend caching strategies that developers can implement to enhance performance:</w:t>
+      </w:r>
+    </w:p>
+    <w:p>
+      <w:pPr>
+        <w:pStyle w:val="NoSpacing"/>
+        <w:rPr>
+          <w:b/>
+        </w:rPr>
+      </w:pPr>
+      <w:r>
+        <w:rPr>
+          <w:b/>
+        </w:rPr>
+        <w:t>Browser Caching</w:t>
+      </w:r>
+    </w:p>
+    <w:p>
+      <w:pPr>
+        <w:pStyle w:val="NoSpacing"/>
+      </w:pPr>
+      <w:r>
+        <w:t>Browsers have built-in caching mechanisms that store static resources like images, CSS, and JavaScript files. This reduces network requests for subsequent visits. Here’s how to implement it:</w:t>
+      </w:r>
+    </w:p>
+    <w:p>
+      <w:pPr>
+        <w:pStyle w:val="NoSpacing"/>
+      </w:pPr>
+      <w:r>
+        <w:t>Using HTTP caching headers, you can instruct browsers on how to cache resources:</w:t>
+      </w:r>
+    </w:p>
+    <w:p>
+      <w:pPr>
+        <w:pStyle w:val="NoSpacing"/>
+      </w:pPr>
+      <w:r>
+        <w:t>In the above example, the browser is told to cache the resources for one hour (3600 seconds) and will not fetch them again unless the cache expires.</w:t>
+      </w:r>
+    </w:p>
+    <w:p>
+      <w:pPr>
+        <w:pStyle w:val="NoSpacing"/>
+      </w:pPr>
+    </w:p>
+    <w:p>
+      <w:pPr>
+        <w:pStyle w:val="NoSpacing"/>
+        <w:rPr>
+          <w:b/>
+        </w:rPr>
+      </w:pPr>
+      <w:r>
+        <w:rPr>
+          <w:b/>
+        </w:rPr>
+        <w:t>Content Delivery Networks (CDN)</w:t>
+      </w:r>
+    </w:p>
+    <w:p>
+      <w:pPr>
+        <w:pStyle w:val="NoSpacing"/>
+      </w:pPr>
+      <w:r>
+        <w:t>CDNs distribute cached copies of your static resources across multiple server locations worldwide. When a user accesses your application, they receive content from the nearest server, reducing latency and improving load times.</w:t>
+      </w:r>
+    </w:p>
+    <w:p>
+      <w:pPr>
+        <w:pStyle w:val="NoSpacing"/>
+      </w:pPr>
+      <w:r>
+        <w:t>To implement a CDN, select a provider (like Cloudflare or AWS CloudFront), and update your application URLs to point to CDN-hosted assets.</w:t>
+      </w:r>
+    </w:p>
+    <w:p>
+      <w:pPr>
+        <w:pStyle w:val="NoSpacing"/>
+      </w:pPr>
+    </w:p>
+    <w:p>
+      <w:pPr>
+        <w:pStyle w:val="NoSpacing"/>
+        <w:rPr>
+          <w:b/>
+        </w:rPr>
+      </w:pPr>
+      <w:r>
+        <w:rPr>
+          <w:b/>
+        </w:rPr>
+        <w:t>Service Workers</w:t>
+      </w:r>
+    </w:p>
+    <w:p>
+      <w:pPr>
+        <w:pStyle w:val="NoSpacing"/>
+      </w:pPr>
+      <w:r>
+        <w:t>Service Workers are a key feature of Progressive Web Applications (PWAs). They act as a proxy between your application and the network, enabling advanced caching strategies and offline capabilities.</w:t>
+      </w:r>
+    </w:p>
+    <w:p>
+      <w:pPr>
+        <w:pStyle w:val="NoSpacing"/>
+      </w:pPr>
+    </w:p>
+    <w:p>
+      <w:pPr>
+        <w:pStyle w:val="NoSpacing"/>
+        <w:rPr>
+          <w:b/>
+        </w:rPr>
+      </w:pPr>
+    </w:p>
+    <w:p>
+      <w:pPr>
+        <w:pStyle w:val="NoSpacing"/>
+        <w:rPr>
+          <w:b/>
+        </w:rPr>
+      </w:pPr>
+      <w:r>
+        <w:rPr>
+          <w:b/>
+        </w:rPr>
+        <w:t>Client-Side Caching with Local Storage</w:t>
+      </w:r>
+    </w:p>
+    <w:p>
+      <w:pPr>
+        <w:pStyle w:val="NoSpacing"/>
+      </w:pPr>
+      <w:r>
+        <w:t>Local Storage allows developers to store data persistently in a user’s browser. While it has limitations in capacity (around 5-10MB), it’s an effective way to cache API responses or user preferences.</w:t>
+      </w:r>
+    </w:p>
+    <w:p>
+      <w:pPr>
+        <w:pStyle w:val="NoSpacing"/>
+      </w:pPr>
+    </w:p>
+    <w:p>
+      <w:pPr>
+        <w:pStyle w:val="NoSpacing"/>
+      </w:pPr>
+      <w:r>
+        <w:t>Best Practices for Frontend Caching</w:t>
+      </w:r>
+    </w:p>
+    <w:p>
+      <w:pPr>
+        <w:pStyle w:val="NoSpacing"/>
+        <w:numPr>
+          <w:ilvl w:val="0"/>
+          <w:numId w:val="31"/>
+        </w:numPr>
+      </w:pPr>
+      <w:r>
+        <w:t>To maximize the benefits of caching while minimizing potential pitfalls, consider the following best practices:</w:t>
+      </w:r>
+    </w:p>
+    <w:p>
+      <w:pPr>
+        <w:pStyle w:val="NoSpacing"/>
+        <w:numPr>
+          <w:ilvl w:val="0"/>
+          <w:numId w:val="31"/>
+        </w:numPr>
+      </w:pPr>
+      <w:r>
+        <w:rPr>
+          <w:rStyle w:val="Strong"/>
+          <w:b w:val="0"/>
+          <w:bCs w:val="0"/>
+        </w:rPr>
+        <w:t>Set Cache Expiry:</w:t>
+      </w:r>
+      <w:r>
+        <w:t> Use cache-control headers and expiration dates to ensure resources are updated appropriately.</w:t>
+      </w:r>
+    </w:p>
+    <w:p>
+      <w:pPr>
+        <w:pStyle w:val="NoSpacing"/>
+        <w:numPr>
+          <w:ilvl w:val="0"/>
+          <w:numId w:val="31"/>
+        </w:numPr>
+      </w:pPr>
+      <w:r>
+        <w:rPr>
+          <w:rStyle w:val="Strong"/>
+          <w:b w:val="0"/>
+          <w:bCs w:val="0"/>
+        </w:rPr>
+        <w:t>Version Assets:</w:t>
+      </w:r>
+      <w:r>
+        <w:t> Change the URLs of assets whenever updates are made to prevent browsers from using stale content.</w:t>
+      </w:r>
+    </w:p>
+    <w:p>
+      <w:pPr>
+        <w:pStyle w:val="NoSpacing"/>
+        <w:numPr>
+          <w:ilvl w:val="0"/>
+          <w:numId w:val="31"/>
+        </w:numPr>
+      </w:pPr>
+      <w:r>
+        <w:rPr>
+          <w:rStyle w:val="Strong"/>
+          <w:b w:val="0"/>
+          <w:bCs w:val="0"/>
+        </w:rPr>
+        <w:t>Monitor Cache Usage:</w:t>
+      </w:r>
+      <w:r>
+        <w:t> Use analytics tools to track how cached resources are performing and adjust strategies as necessary.</w:t>
+      </w:r>
+    </w:p>
+    <w:p>
+      <w:pPr>
+        <w:pStyle w:val="NoSpacing"/>
+        <w:numPr>
+          <w:ilvl w:val="0"/>
+          <w:numId w:val="31"/>
+        </w:numPr>
+      </w:pPr>
+      <w:r>
+        <w:rPr>
+          <w:rStyle w:val="Strong"/>
+          <w:b w:val="0"/>
+          <w:bCs w:val="0"/>
+        </w:rPr>
+        <w:t xml:space="preserve">Graceful </w:t>
+      </w:r>
+      <w:proofErr w:type="spellStart"/>
+      <w:r>
+        <w:rPr>
+          <w:rStyle w:val="Strong"/>
+          <w:b w:val="0"/>
+          <w:bCs w:val="0"/>
+        </w:rPr>
+        <w:t>Fallbacks</w:t>
+      </w:r>
+      <w:proofErr w:type="spellEnd"/>
+      <w:r>
+        <w:rPr>
+          <w:rStyle w:val="Strong"/>
+          <w:b w:val="0"/>
+          <w:bCs w:val="0"/>
+        </w:rPr>
+        <w:t>:</w:t>
+      </w:r>
+      <w:r>
+        <w:t xml:space="preserve"> Implement </w:t>
+      </w:r>
+      <w:proofErr w:type="spellStart"/>
+      <w:r>
+        <w:t>fallback</w:t>
+      </w:r>
+      <w:proofErr w:type="spellEnd"/>
+      <w:r>
+        <w:t xml:space="preserve"> mechanisms to ensure users still have access to essential features in case the cache fails.</w:t>
+      </w:r>
+    </w:p>
+    <w:p>
+      <w:pPr>
+        <w:pStyle w:val="NoSpacing"/>
+      </w:pPr>
+    </w:p>
+    <w:p>
+      <w:pPr>
+        <w:pStyle w:val="NoSpacing"/>
+      </w:pPr>
+      <w:r>
+        <w:t>Common Challenges with Frontend Caching</w:t>
+      </w:r>
+    </w:p>
+    <w:p>
+      <w:pPr>
+        <w:pStyle w:val="NoSpacing"/>
+      </w:pPr>
+      <w:r>
+        <w:t>While caching offers remarkable benefits, it also comes with challenges:</w:t>
+      </w:r>
+    </w:p>
+    <w:p>
+      <w:pPr>
+        <w:pStyle w:val="NoSpacing"/>
+        <w:numPr>
+          <w:ilvl w:val="0"/>
+          <w:numId w:val="32"/>
+        </w:numPr>
+      </w:pPr>
+      <w:r>
+        <w:rPr>
+          <w:rStyle w:val="Strong"/>
+          <w:b w:val="0"/>
+          <w:bCs w:val="0"/>
+        </w:rPr>
+        <w:t>Cache Invalidation:</w:t>
+      </w:r>
+      <w:r>
+        <w:t> Managing when and how to invalidate cached resources can be tricky. Implementing proper cache-busting techniques is crucial.</w:t>
+      </w:r>
+    </w:p>
+    <w:p>
+      <w:pPr>
+        <w:pStyle w:val="NoSpacing"/>
+        <w:numPr>
+          <w:ilvl w:val="0"/>
+          <w:numId w:val="32"/>
+        </w:numPr>
+      </w:pPr>
+      <w:r>
+        <w:rPr>
+          <w:rStyle w:val="Strong"/>
+          <w:b w:val="0"/>
+          <w:bCs w:val="0"/>
+        </w:rPr>
+        <w:t>Stale Data:</w:t>
+      </w:r>
+      <w:r>
+        <w:t> Caching might cause users to see outdated information. Regularly review your caching strategy to mitigate this.</w:t>
+      </w:r>
+    </w:p>
+    <w:p>
+      <w:pPr>
+        <w:pStyle w:val="NoSpacing"/>
+        <w:numPr>
+          <w:ilvl w:val="0"/>
+          <w:numId w:val="32"/>
+        </w:numPr>
+      </w:pPr>
+      <w:r>
+        <w:rPr>
+          <w:rStyle w:val="Strong"/>
+          <w:b w:val="0"/>
+          <w:bCs w:val="0"/>
+        </w:rPr>
+        <w:t>Debugging:</w:t>
+      </w:r>
+      <w:r>
+        <w:t> Issues may arise that are hard to debug due to cached content. Be prepared to clear your browser cache during development.</w:t>
+      </w:r>
+    </w:p>
+    <w:p>
+      <w:pPr>
+        <w:pStyle w:val="NoSpacing"/>
+        <w:ind w:left="720"/>
+      </w:pPr>
+    </w:p>
+    <w:p>
+      <w:pPr>
+        <w:pStyle w:val="NoSpacing"/>
+        <w:rPr>
+          <w:b/>
+        </w:rPr>
+      </w:pPr>
+      <w:r>
+        <w:rPr>
+          <w:b/>
+        </w:rPr>
+        <w:t>Here are several techniques to consider when rendering large datasets in React:</w:t>
+      </w:r>
+    </w:p>
+    <w:p>
+      <w:pPr>
+        <w:pStyle w:val="NoSpacing"/>
+      </w:pPr>
+      <w:r>
+        <w:t>1. Windowing and Virtualization</w:t>
+      </w:r>
+    </w:p>
+    <w:p>
+      <w:pPr>
+        <w:pStyle w:val="NoSpacing"/>
+      </w:pPr>
+      <w:r>
+        <w:t>2. Pagination</w:t>
+      </w:r>
+    </w:p>
+    <w:p>
+      <w:pPr>
+        <w:pStyle w:val="NoSpacing"/>
+      </w:pPr>
+      <w:r>
+        <w:t>3. Lazy Loading</w:t>
+      </w:r>
+    </w:p>
+    <w:p>
+      <w:pPr>
+        <w:pStyle w:val="NoSpacing"/>
+      </w:pPr>
+      <w:r>
+        <w:t>4. Optimizing Re-renders</w:t>
+      </w:r>
+    </w:p>
+    <w:p>
+      <w:pPr>
+        <w:pStyle w:val="NoSpacing"/>
+      </w:pPr>
+      <w:r>
+        <w:t>5. Using the React Profiler</w:t>
+      </w:r>
+    </w:p>
+    <w:p>
+      <w:pPr>
+        <w:pStyle w:val="NoSpacing"/>
+        <w:rPr>
+          <w:b/>
+        </w:rPr>
+      </w:pPr>
+    </w:p>
+    <w:p>
+      <w:pPr>
+        <w:pStyle w:val="NoSpacing"/>
+      </w:pPr>
+      <w:r>
+        <w:rPr>
+          <w:rStyle w:val="Strong"/>
+          <w:b w:val="0"/>
+          <w:bCs w:val="0"/>
+        </w:rPr>
+        <w:t>Caching</w:t>
+      </w:r>
+      <w:r>
+        <w:t> is a powerful technique used in frontend development to improve performance by storing and reusing previously fetched data or computed results. This can significantly reduce the need to make redundant API calls or expensive computations, thereby enhancing the user experience</w:t>
+      </w:r>
+    </w:p>
+    <w:p>
+      <w:pPr>
+        <w:pStyle w:val="NoSpacing"/>
+      </w:pPr>
+    </w:p>
+    <w:p>
+      <w:pPr>
+        <w:pStyle w:val="NoSpacing"/>
+      </w:pPr>
+      <w:r>
+        <w:rPr>
+          <w:rStyle w:val="Strong"/>
+          <w:bCs w:val="0"/>
+        </w:rPr>
+        <w:t xml:space="preserve">Client-Side Data Caching with </w:t>
+      </w:r>
+      <w:proofErr w:type="spellStart"/>
+      <w:r>
+        <w:rPr>
+          <w:rStyle w:val="Strong"/>
+          <w:bCs w:val="0"/>
+        </w:rPr>
+        <w:t>Memoization</w:t>
+      </w:r>
+      <w:proofErr w:type="spellEnd"/>
+      <w:r>
+        <w:t>:</w:t>
+      </w:r>
+    </w:p>
+    <w:p>
+      <w:pPr>
+        <w:pStyle w:val="NoSpacing"/>
+      </w:pPr>
+      <w:r>
+        <w:t xml:space="preserve">• Description: </w:t>
+      </w:r>
+      <w:proofErr w:type="spellStart"/>
+      <w:r>
+        <w:t>Memoization</w:t>
+      </w:r>
+      <w:proofErr w:type="spellEnd"/>
+      <w:r>
+        <w:t xml:space="preserve"> is a technique where the results of expensive function calls are cached so that subsequent calls with the same inputs can return the cached results instead of recalculating them. This is particularly useful for optimizing rendering in React or other frontend frameworks.</w:t>
+      </w:r>
+    </w:p>
+    <w:p>
+      <w:pPr>
+        <w:pStyle w:val="NoSpacing"/>
+      </w:pPr>
+      <w:r>
+        <w:rPr>
+          <w:rStyle w:val="Strong"/>
+          <w:bCs w:val="0"/>
+        </w:rPr>
+        <w:t>HTTP Caching with Cache-Control Headers</w:t>
+      </w:r>
+      <w:r>
+        <w:t>:</w:t>
+      </w:r>
+    </w:p>
+    <w:p>
+      <w:pPr>
+        <w:pStyle w:val="NoSpacing"/>
+      </w:pPr>
+      <w:r>
+        <w:t xml:space="preserve">• Description: HTTP caching leverages cache control headers (Cache-Control, </w:t>
+      </w:r>
+      <w:proofErr w:type="spellStart"/>
+      <w:r>
+        <w:t>ETag</w:t>
+      </w:r>
+      <w:proofErr w:type="spellEnd"/>
+      <w:r>
+        <w:t>, Last-Modified, etc.) to control how responses from APIs are cached by browsers and proxies. This approach ensures that subsequent requests for the same resource can be served from the cache without hitting the server again, thereby reducing latency and server load.</w:t>
+      </w:r>
       <w:bookmarkStart w:id="0" w:name="_GoBack"/>
       <w:bookmarkEnd w:id="0"/>
-      <w:r>
-        <w:t xml:space="preserve">A good software architecture should be scalable to handle future growth, maintainable for easy changes, reusable to avoid duplication, reliable for consistent </w:t>
-      </w:r>
-      <w:proofErr w:type="spellStart"/>
-      <w:r>
-        <w:t>behavior</w:t>
-      </w:r>
-      <w:proofErr w:type="spellEnd"/>
-      <w:r>
-        <w:t>, flexible for changing requirements, secure against threats, and efficient in terms of performance and resource usage.</w:t>
-      </w:r>
     </w:p>
     <w:sectPr>
       <w:pgSz w:w="11906" w:h="16838"/>
@@ -11701,6 +12364,119 @@
     </w:lvl>
   </w:abstractNum>
   <w:abstractNum w:abstractNumId="2" w15:restartNumberingAfterBreak="0">
+    <w:nsid w:val="18F63FB3"/>
+    <w:multiLevelType w:val="hybridMultilevel"/>
+    <w:tmpl w:val="03B698F0"/>
+    <w:lvl w:ilvl="0" w:tplc="40090001">
+      <w:start w:val="1"/>
+      <w:numFmt w:val="bullet"/>
+      <w:lvlText w:val=""/>
+      <w:lvlJc w:val="left"/>
+      <w:pPr>
+        <w:ind w:left="720" w:hanging="360"/>
+      </w:pPr>
+      <w:rPr>
+        <w:rFonts w:ascii="Symbol" w:hAnsi="Symbol" w:hint="default"/>
+      </w:rPr>
+    </w:lvl>
+    <w:lvl w:ilvl="1" w:tplc="40090003" w:tentative="1">
+      <w:start w:val="1"/>
+      <w:numFmt w:val="bullet"/>
+      <w:lvlText w:val="o"/>
+      <w:lvlJc w:val="left"/>
+      <w:pPr>
+        <w:ind w:left="1440" w:hanging="360"/>
+      </w:pPr>
+      <w:rPr>
+        <w:rFonts w:ascii="Courier New" w:hAnsi="Courier New" w:cs="Courier New" w:hint="default"/>
+      </w:rPr>
+    </w:lvl>
+    <w:lvl w:ilvl="2" w:tplc="40090005" w:tentative="1">
+      <w:start w:val="1"/>
+      <w:numFmt w:val="bullet"/>
+      <w:lvlText w:val=""/>
+      <w:lvlJc w:val="left"/>
+      <w:pPr>
+        <w:ind w:left="2160" w:hanging="360"/>
+      </w:pPr>
+      <w:rPr>
+        <w:rFonts w:ascii="Wingdings" w:hAnsi="Wingdings" w:hint="default"/>
+      </w:rPr>
+    </w:lvl>
+    <w:lvl w:ilvl="3" w:tplc="40090001" w:tentative="1">
+      <w:start w:val="1"/>
+      <w:numFmt w:val="bullet"/>
+      <w:lvlText w:val=""/>
+      <w:lvlJc w:val="left"/>
+      <w:pPr>
+        <w:ind w:left="2880" w:hanging="360"/>
+      </w:pPr>
+      <w:rPr>
+        <w:rFonts w:ascii="Symbol" w:hAnsi="Symbol" w:hint="default"/>
+      </w:rPr>
+    </w:lvl>
+    <w:lvl w:ilvl="4" w:tplc="40090003" w:tentative="1">
+      <w:start w:val="1"/>
+      <w:numFmt w:val="bullet"/>
+      <w:lvlText w:val="o"/>
+      <w:lvlJc w:val="left"/>
+      <w:pPr>
+        <w:ind w:left="3600" w:hanging="360"/>
+      </w:pPr>
+      <w:rPr>
+        <w:rFonts w:ascii="Courier New" w:hAnsi="Courier New" w:cs="Courier New" w:hint="default"/>
+      </w:rPr>
+    </w:lvl>
+    <w:lvl w:ilvl="5" w:tplc="40090005" w:tentative="1">
+      <w:start w:val="1"/>
+      <w:numFmt w:val="bullet"/>
+      <w:lvlText w:val=""/>
+      <w:lvlJc w:val="left"/>
+      <w:pPr>
+        <w:ind w:left="4320" w:hanging="360"/>
+      </w:pPr>
+      <w:rPr>
+        <w:rFonts w:ascii="Wingdings" w:hAnsi="Wingdings" w:hint="default"/>
+      </w:rPr>
+    </w:lvl>
+    <w:lvl w:ilvl="6" w:tplc="40090001" w:tentative="1">
+      <w:start w:val="1"/>
+      <w:numFmt w:val="bullet"/>
+      <w:lvlText w:val=""/>
+      <w:lvlJc w:val="left"/>
+      <w:pPr>
+        <w:ind w:left="5040" w:hanging="360"/>
+      </w:pPr>
+      <w:rPr>
+        <w:rFonts w:ascii="Symbol" w:hAnsi="Symbol" w:hint="default"/>
+      </w:rPr>
+    </w:lvl>
+    <w:lvl w:ilvl="7" w:tplc="40090003" w:tentative="1">
+      <w:start w:val="1"/>
+      <w:numFmt w:val="bullet"/>
+      <w:lvlText w:val="o"/>
+      <w:lvlJc w:val="left"/>
+      <w:pPr>
+        <w:ind w:left="5760" w:hanging="360"/>
+      </w:pPr>
+      <w:rPr>
+        <w:rFonts w:ascii="Courier New" w:hAnsi="Courier New" w:cs="Courier New" w:hint="default"/>
+      </w:rPr>
+    </w:lvl>
+    <w:lvl w:ilvl="8" w:tplc="40090005" w:tentative="1">
+      <w:start w:val="1"/>
+      <w:numFmt w:val="bullet"/>
+      <w:lvlText w:val=""/>
+      <w:lvlJc w:val="left"/>
+      <w:pPr>
+        <w:ind w:left="6480" w:hanging="360"/>
+      </w:pPr>
+      <w:rPr>
+        <w:rFonts w:ascii="Wingdings" w:hAnsi="Wingdings" w:hint="default"/>
+      </w:rPr>
+    </w:lvl>
+  </w:abstractNum>
+  <w:abstractNum w:abstractNumId="3" w15:restartNumberingAfterBreak="0">
     <w:nsid w:val="1B525C7F"/>
     <w:multiLevelType w:val="hybridMultilevel"/>
     <w:tmpl w:val="760C1892"/>
@@ -11813,7 +12589,7 @@
       </w:rPr>
     </w:lvl>
   </w:abstractNum>
-  <w:abstractNum w:abstractNumId="3" w15:restartNumberingAfterBreak="0">
+  <w:abstractNum w:abstractNumId="4" w15:restartNumberingAfterBreak="0">
     <w:nsid w:val="241F671D"/>
     <w:multiLevelType w:val="multilevel"/>
     <w:tmpl w:val="AB4C1AC0"/>
@@ -11962,7 +12738,7 @@
       </w:rPr>
     </w:lvl>
   </w:abstractNum>
-  <w:abstractNum w:abstractNumId="4" w15:restartNumberingAfterBreak="0">
+  <w:abstractNum w:abstractNumId="5" w15:restartNumberingAfterBreak="0">
     <w:nsid w:val="262A4DD5"/>
     <w:multiLevelType w:val="multilevel"/>
     <w:tmpl w:val="AB4C1AC0"/>
@@ -12111,7 +12887,7 @@
       </w:rPr>
     </w:lvl>
   </w:abstractNum>
-  <w:abstractNum w:abstractNumId="5" w15:restartNumberingAfterBreak="0">
+  <w:abstractNum w:abstractNumId="6" w15:restartNumberingAfterBreak="0">
     <w:nsid w:val="2C947648"/>
     <w:multiLevelType w:val="multilevel"/>
     <w:tmpl w:val="AB4C1AC0"/>
@@ -12260,7 +13036,7 @@
       </w:rPr>
     </w:lvl>
   </w:abstractNum>
-  <w:abstractNum w:abstractNumId="6" w15:restartNumberingAfterBreak="0">
+  <w:abstractNum w:abstractNumId="7" w15:restartNumberingAfterBreak="0">
     <w:nsid w:val="2FD37FF5"/>
     <w:multiLevelType w:val="hybridMultilevel"/>
     <w:tmpl w:val="7E3E7642"/>
@@ -12373,7 +13149,7 @@
       </w:rPr>
     </w:lvl>
   </w:abstractNum>
-  <w:abstractNum w:abstractNumId="7" w15:restartNumberingAfterBreak="0">
+  <w:abstractNum w:abstractNumId="8" w15:restartNumberingAfterBreak="0">
     <w:nsid w:val="316079BB"/>
     <w:multiLevelType w:val="multilevel"/>
     <w:tmpl w:val="AB4C1AC0"/>
@@ -12522,7 +13298,233 @@
       </w:rPr>
     </w:lvl>
   </w:abstractNum>
-  <w:abstractNum w:abstractNumId="8" w15:restartNumberingAfterBreak="0">
+  <w:abstractNum w:abstractNumId="9" w15:restartNumberingAfterBreak="0">
+    <w:nsid w:val="350A0065"/>
+    <w:multiLevelType w:val="hybridMultilevel"/>
+    <w:tmpl w:val="AEA68A62"/>
+    <w:lvl w:ilvl="0" w:tplc="40090001">
+      <w:start w:val="1"/>
+      <w:numFmt w:val="bullet"/>
+      <w:lvlText w:val=""/>
+      <w:lvlJc w:val="left"/>
+      <w:pPr>
+        <w:ind w:left="720" w:hanging="360"/>
+      </w:pPr>
+      <w:rPr>
+        <w:rFonts w:ascii="Symbol" w:hAnsi="Symbol" w:hint="default"/>
+      </w:rPr>
+    </w:lvl>
+    <w:lvl w:ilvl="1" w:tplc="40090003" w:tentative="1">
+      <w:start w:val="1"/>
+      <w:numFmt w:val="bullet"/>
+      <w:lvlText w:val="o"/>
+      <w:lvlJc w:val="left"/>
+      <w:pPr>
+        <w:ind w:left="1440" w:hanging="360"/>
+      </w:pPr>
+      <w:rPr>
+        <w:rFonts w:ascii="Courier New" w:hAnsi="Courier New" w:cs="Courier New" w:hint="default"/>
+      </w:rPr>
+    </w:lvl>
+    <w:lvl w:ilvl="2" w:tplc="40090005" w:tentative="1">
+      <w:start w:val="1"/>
+      <w:numFmt w:val="bullet"/>
+      <w:lvlText w:val=""/>
+      <w:lvlJc w:val="left"/>
+      <w:pPr>
+        <w:ind w:left="2160" w:hanging="360"/>
+      </w:pPr>
+      <w:rPr>
+        <w:rFonts w:ascii="Wingdings" w:hAnsi="Wingdings" w:hint="default"/>
+      </w:rPr>
+    </w:lvl>
+    <w:lvl w:ilvl="3" w:tplc="40090001" w:tentative="1">
+      <w:start w:val="1"/>
+      <w:numFmt w:val="bullet"/>
+      <w:lvlText w:val=""/>
+      <w:lvlJc w:val="left"/>
+      <w:pPr>
+        <w:ind w:left="2880" w:hanging="360"/>
+      </w:pPr>
+      <w:rPr>
+        <w:rFonts w:ascii="Symbol" w:hAnsi="Symbol" w:hint="default"/>
+      </w:rPr>
+    </w:lvl>
+    <w:lvl w:ilvl="4" w:tplc="40090003" w:tentative="1">
+      <w:start w:val="1"/>
+      <w:numFmt w:val="bullet"/>
+      <w:lvlText w:val="o"/>
+      <w:lvlJc w:val="left"/>
+      <w:pPr>
+        <w:ind w:left="3600" w:hanging="360"/>
+      </w:pPr>
+      <w:rPr>
+        <w:rFonts w:ascii="Courier New" w:hAnsi="Courier New" w:cs="Courier New" w:hint="default"/>
+      </w:rPr>
+    </w:lvl>
+    <w:lvl w:ilvl="5" w:tplc="40090005" w:tentative="1">
+      <w:start w:val="1"/>
+      <w:numFmt w:val="bullet"/>
+      <w:lvlText w:val=""/>
+      <w:lvlJc w:val="left"/>
+      <w:pPr>
+        <w:ind w:left="4320" w:hanging="360"/>
+      </w:pPr>
+      <w:rPr>
+        <w:rFonts w:ascii="Wingdings" w:hAnsi="Wingdings" w:hint="default"/>
+      </w:rPr>
+    </w:lvl>
+    <w:lvl w:ilvl="6" w:tplc="40090001" w:tentative="1">
+      <w:start w:val="1"/>
+      <w:numFmt w:val="bullet"/>
+      <w:lvlText w:val=""/>
+      <w:lvlJc w:val="left"/>
+      <w:pPr>
+        <w:ind w:left="5040" w:hanging="360"/>
+      </w:pPr>
+      <w:rPr>
+        <w:rFonts w:ascii="Symbol" w:hAnsi="Symbol" w:hint="default"/>
+      </w:rPr>
+    </w:lvl>
+    <w:lvl w:ilvl="7" w:tplc="40090003" w:tentative="1">
+      <w:start w:val="1"/>
+      <w:numFmt w:val="bullet"/>
+      <w:lvlText w:val="o"/>
+      <w:lvlJc w:val="left"/>
+      <w:pPr>
+        <w:ind w:left="5760" w:hanging="360"/>
+      </w:pPr>
+      <w:rPr>
+        <w:rFonts w:ascii="Courier New" w:hAnsi="Courier New" w:cs="Courier New" w:hint="default"/>
+      </w:rPr>
+    </w:lvl>
+    <w:lvl w:ilvl="8" w:tplc="40090005" w:tentative="1">
+      <w:start w:val="1"/>
+      <w:numFmt w:val="bullet"/>
+      <w:lvlText w:val=""/>
+      <w:lvlJc w:val="left"/>
+      <w:pPr>
+        <w:ind w:left="6480" w:hanging="360"/>
+      </w:pPr>
+      <w:rPr>
+        <w:rFonts w:ascii="Wingdings" w:hAnsi="Wingdings" w:hint="default"/>
+      </w:rPr>
+    </w:lvl>
+  </w:abstractNum>
+  <w:abstractNum w:abstractNumId="10" w15:restartNumberingAfterBreak="0">
+    <w:nsid w:val="37BF5FD6"/>
+    <w:multiLevelType w:val="hybridMultilevel"/>
+    <w:tmpl w:val="A14C7158"/>
+    <w:lvl w:ilvl="0" w:tplc="40090001">
+      <w:start w:val="1"/>
+      <w:numFmt w:val="bullet"/>
+      <w:lvlText w:val=""/>
+      <w:lvlJc w:val="left"/>
+      <w:pPr>
+        <w:ind w:left="720" w:hanging="360"/>
+      </w:pPr>
+      <w:rPr>
+        <w:rFonts w:ascii="Symbol" w:hAnsi="Symbol" w:hint="default"/>
+      </w:rPr>
+    </w:lvl>
+    <w:lvl w:ilvl="1" w:tplc="40090003" w:tentative="1">
+      <w:start w:val="1"/>
+      <w:numFmt w:val="bullet"/>
+      <w:lvlText w:val="o"/>
+      <w:lvlJc w:val="left"/>
+      <w:pPr>
+        <w:ind w:left="1440" w:hanging="360"/>
+      </w:pPr>
+      <w:rPr>
+        <w:rFonts w:ascii="Courier New" w:hAnsi="Courier New" w:cs="Courier New" w:hint="default"/>
+      </w:rPr>
+    </w:lvl>
+    <w:lvl w:ilvl="2" w:tplc="40090005" w:tentative="1">
+      <w:start w:val="1"/>
+      <w:numFmt w:val="bullet"/>
+      <w:lvlText w:val=""/>
+      <w:lvlJc w:val="left"/>
+      <w:pPr>
+        <w:ind w:left="2160" w:hanging="360"/>
+      </w:pPr>
+      <w:rPr>
+        <w:rFonts w:ascii="Wingdings" w:hAnsi="Wingdings" w:hint="default"/>
+      </w:rPr>
+    </w:lvl>
+    <w:lvl w:ilvl="3" w:tplc="40090001" w:tentative="1">
+      <w:start w:val="1"/>
+      <w:numFmt w:val="bullet"/>
+      <w:lvlText w:val=""/>
+      <w:lvlJc w:val="left"/>
+      <w:pPr>
+        <w:ind w:left="2880" w:hanging="360"/>
+      </w:pPr>
+      <w:rPr>
+        <w:rFonts w:ascii="Symbol" w:hAnsi="Symbol" w:hint="default"/>
+      </w:rPr>
+    </w:lvl>
+    <w:lvl w:ilvl="4" w:tplc="40090003" w:tentative="1">
+      <w:start w:val="1"/>
+      <w:numFmt w:val="bullet"/>
+      <w:lvlText w:val="o"/>
+      <w:lvlJc w:val="left"/>
+      <w:pPr>
+        <w:ind w:left="3600" w:hanging="360"/>
+      </w:pPr>
+      <w:rPr>
+        <w:rFonts w:ascii="Courier New" w:hAnsi="Courier New" w:cs="Courier New" w:hint="default"/>
+      </w:rPr>
+    </w:lvl>
+    <w:lvl w:ilvl="5" w:tplc="40090005" w:tentative="1">
+      <w:start w:val="1"/>
+      <w:numFmt w:val="bullet"/>
+      <w:lvlText w:val=""/>
+      <w:lvlJc w:val="left"/>
+      <w:pPr>
+        <w:ind w:left="4320" w:hanging="360"/>
+      </w:pPr>
+      <w:rPr>
+        <w:rFonts w:ascii="Wingdings" w:hAnsi="Wingdings" w:hint="default"/>
+      </w:rPr>
+    </w:lvl>
+    <w:lvl w:ilvl="6" w:tplc="40090001" w:tentative="1">
+      <w:start w:val="1"/>
+      <w:numFmt w:val="bullet"/>
+      <w:lvlText w:val=""/>
+      <w:lvlJc w:val="left"/>
+      <w:pPr>
+        <w:ind w:left="5040" w:hanging="360"/>
+      </w:pPr>
+      <w:rPr>
+        <w:rFonts w:ascii="Symbol" w:hAnsi="Symbol" w:hint="default"/>
+      </w:rPr>
+    </w:lvl>
+    <w:lvl w:ilvl="7" w:tplc="40090003" w:tentative="1">
+      <w:start w:val="1"/>
+      <w:numFmt w:val="bullet"/>
+      <w:lvlText w:val="o"/>
+      <w:lvlJc w:val="left"/>
+      <w:pPr>
+        <w:ind w:left="5760" w:hanging="360"/>
+      </w:pPr>
+      <w:rPr>
+        <w:rFonts w:ascii="Courier New" w:hAnsi="Courier New" w:cs="Courier New" w:hint="default"/>
+      </w:rPr>
+    </w:lvl>
+    <w:lvl w:ilvl="8" w:tplc="40090005" w:tentative="1">
+      <w:start w:val="1"/>
+      <w:numFmt w:val="bullet"/>
+      <w:lvlText w:val=""/>
+      <w:lvlJc w:val="left"/>
+      <w:pPr>
+        <w:ind w:left="6480" w:hanging="360"/>
+      </w:pPr>
+      <w:rPr>
+        <w:rFonts w:ascii="Wingdings" w:hAnsi="Wingdings" w:hint="default"/>
+      </w:rPr>
+    </w:lvl>
+  </w:abstractNum>
+  <w:abstractNum w:abstractNumId="11" w15:restartNumberingAfterBreak="0">
     <w:nsid w:val="3A4105E8"/>
     <w:multiLevelType w:val="hybridMultilevel"/>
     <w:tmpl w:val="8E2CBA36"/>
@@ -12635,7 +13637,7 @@
       </w:rPr>
     </w:lvl>
   </w:abstractNum>
-  <w:abstractNum w:abstractNumId="9" w15:restartNumberingAfterBreak="0">
+  <w:abstractNum w:abstractNumId="12" w15:restartNumberingAfterBreak="0">
     <w:nsid w:val="3A5754B0"/>
     <w:multiLevelType w:val="multilevel"/>
     <w:tmpl w:val="AB4C1AC0"/>
@@ -12784,7 +13786,245 @@
       </w:rPr>
     </w:lvl>
   </w:abstractNum>
-  <w:abstractNum w:abstractNumId="10" w15:restartNumberingAfterBreak="0">
+  <w:abstractNum w:abstractNumId="13" w15:restartNumberingAfterBreak="0">
+    <w:nsid w:val="3D494CDE"/>
+    <w:multiLevelType w:val="multilevel"/>
+    <w:tmpl w:val="517A39B8"/>
+    <w:lvl w:ilvl="0">
+      <w:start w:val="1"/>
+      <w:numFmt w:val="bullet"/>
+      <w:lvlText w:val=""/>
+      <w:lvlJc w:val="left"/>
+      <w:pPr>
+        <w:tabs>
+          <w:tab w:val="num" w:pos="720"/>
+        </w:tabs>
+        <w:ind w:left="720" w:hanging="360"/>
+      </w:pPr>
+      <w:rPr>
+        <w:rFonts w:ascii="Symbol" w:hAnsi="Symbol" w:hint="default"/>
+        <w:sz w:val="20"/>
+      </w:rPr>
+    </w:lvl>
+    <w:lvl w:ilvl="1" w:tentative="1">
+      <w:start w:val="1"/>
+      <w:numFmt w:val="bullet"/>
+      <w:lvlText w:val=""/>
+      <w:lvlJc w:val="left"/>
+      <w:pPr>
+        <w:tabs>
+          <w:tab w:val="num" w:pos="1440"/>
+        </w:tabs>
+        <w:ind w:left="1440" w:hanging="360"/>
+      </w:pPr>
+      <w:rPr>
+        <w:rFonts w:ascii="Symbol" w:hAnsi="Symbol" w:hint="default"/>
+        <w:sz w:val="20"/>
+      </w:rPr>
+    </w:lvl>
+    <w:lvl w:ilvl="2" w:tentative="1">
+      <w:start w:val="1"/>
+      <w:numFmt w:val="bullet"/>
+      <w:lvlText w:val=""/>
+      <w:lvlJc w:val="left"/>
+      <w:pPr>
+        <w:tabs>
+          <w:tab w:val="num" w:pos="2160"/>
+        </w:tabs>
+        <w:ind w:left="2160" w:hanging="360"/>
+      </w:pPr>
+      <w:rPr>
+        <w:rFonts w:ascii="Symbol" w:hAnsi="Symbol" w:hint="default"/>
+        <w:sz w:val="20"/>
+      </w:rPr>
+    </w:lvl>
+    <w:lvl w:ilvl="3" w:tentative="1">
+      <w:start w:val="1"/>
+      <w:numFmt w:val="bullet"/>
+      <w:lvlText w:val=""/>
+      <w:lvlJc w:val="left"/>
+      <w:pPr>
+        <w:tabs>
+          <w:tab w:val="num" w:pos="2880"/>
+        </w:tabs>
+        <w:ind w:left="2880" w:hanging="360"/>
+      </w:pPr>
+      <w:rPr>
+        <w:rFonts w:ascii="Symbol" w:hAnsi="Symbol" w:hint="default"/>
+        <w:sz w:val="20"/>
+      </w:rPr>
+    </w:lvl>
+    <w:lvl w:ilvl="4" w:tentative="1">
+      <w:start w:val="1"/>
+      <w:numFmt w:val="bullet"/>
+      <w:lvlText w:val=""/>
+      <w:lvlJc w:val="left"/>
+      <w:pPr>
+        <w:tabs>
+          <w:tab w:val="num" w:pos="3600"/>
+        </w:tabs>
+        <w:ind w:left="3600" w:hanging="360"/>
+      </w:pPr>
+      <w:rPr>
+        <w:rFonts w:ascii="Symbol" w:hAnsi="Symbol" w:hint="default"/>
+        <w:sz w:val="20"/>
+      </w:rPr>
+    </w:lvl>
+    <w:lvl w:ilvl="5" w:tentative="1">
+      <w:start w:val="1"/>
+      <w:numFmt w:val="bullet"/>
+      <w:lvlText w:val=""/>
+      <w:lvlJc w:val="left"/>
+      <w:pPr>
+        <w:tabs>
+          <w:tab w:val="num" w:pos="4320"/>
+        </w:tabs>
+        <w:ind w:left="4320" w:hanging="360"/>
+      </w:pPr>
+      <w:rPr>
+        <w:rFonts w:ascii="Symbol" w:hAnsi="Symbol" w:hint="default"/>
+        <w:sz w:val="20"/>
+      </w:rPr>
+    </w:lvl>
+    <w:lvl w:ilvl="6" w:tentative="1">
+      <w:start w:val="1"/>
+      <w:numFmt w:val="bullet"/>
+      <w:lvlText w:val=""/>
+      <w:lvlJc w:val="left"/>
+      <w:pPr>
+        <w:tabs>
+          <w:tab w:val="num" w:pos="5040"/>
+        </w:tabs>
+        <w:ind w:left="5040" w:hanging="360"/>
+      </w:pPr>
+      <w:rPr>
+        <w:rFonts w:ascii="Symbol" w:hAnsi="Symbol" w:hint="default"/>
+        <w:sz w:val="20"/>
+      </w:rPr>
+    </w:lvl>
+    <w:lvl w:ilvl="7" w:tentative="1">
+      <w:start w:val="1"/>
+      <w:numFmt w:val="bullet"/>
+      <w:lvlText w:val=""/>
+      <w:lvlJc w:val="left"/>
+      <w:pPr>
+        <w:tabs>
+          <w:tab w:val="num" w:pos="5760"/>
+        </w:tabs>
+        <w:ind w:left="5760" w:hanging="360"/>
+      </w:pPr>
+      <w:rPr>
+        <w:rFonts w:ascii="Symbol" w:hAnsi="Symbol" w:hint="default"/>
+        <w:sz w:val="20"/>
+      </w:rPr>
+    </w:lvl>
+    <w:lvl w:ilvl="8" w:tentative="1">
+      <w:start w:val="1"/>
+      <w:numFmt w:val="bullet"/>
+      <w:lvlText w:val=""/>
+      <w:lvlJc w:val="left"/>
+      <w:pPr>
+        <w:tabs>
+          <w:tab w:val="num" w:pos="6480"/>
+        </w:tabs>
+        <w:ind w:left="6480" w:hanging="360"/>
+      </w:pPr>
+      <w:rPr>
+        <w:rFonts w:ascii="Symbol" w:hAnsi="Symbol" w:hint="default"/>
+        <w:sz w:val="20"/>
+      </w:rPr>
+    </w:lvl>
+  </w:abstractNum>
+  <w:abstractNum w:abstractNumId="14" w15:restartNumberingAfterBreak="0">
+    <w:nsid w:val="441E042A"/>
+    <w:multiLevelType w:val="hybridMultilevel"/>
+    <w:tmpl w:val="D36EB592"/>
+    <w:lvl w:ilvl="0" w:tplc="4009000F">
+      <w:start w:val="1"/>
+      <w:numFmt w:val="decimal"/>
+      <w:lvlText w:val="%1."/>
+      <w:lvlJc w:val="left"/>
+      <w:pPr>
+        <w:ind w:left="720" w:hanging="360"/>
+      </w:pPr>
+      <w:rPr>
+        <w:rFonts w:hint="default"/>
+      </w:rPr>
+    </w:lvl>
+    <w:lvl w:ilvl="1" w:tplc="40090019" w:tentative="1">
+      <w:start w:val="1"/>
+      <w:numFmt w:val="lowerLetter"/>
+      <w:lvlText w:val="%2."/>
+      <w:lvlJc w:val="left"/>
+      <w:pPr>
+        <w:ind w:left="1440" w:hanging="360"/>
+      </w:pPr>
+    </w:lvl>
+    <w:lvl w:ilvl="2" w:tplc="4009001B" w:tentative="1">
+      <w:start w:val="1"/>
+      <w:numFmt w:val="lowerRoman"/>
+      <w:lvlText w:val="%3."/>
+      <w:lvlJc w:val="right"/>
+      <w:pPr>
+        <w:ind w:left="2160" w:hanging="180"/>
+      </w:pPr>
+    </w:lvl>
+    <w:lvl w:ilvl="3" w:tplc="4009000F" w:tentative="1">
+      <w:start w:val="1"/>
+      <w:numFmt w:val="decimal"/>
+      <w:lvlText w:val="%4."/>
+      <w:lvlJc w:val="left"/>
+      <w:pPr>
+        <w:ind w:left="2880" w:hanging="360"/>
+      </w:pPr>
+    </w:lvl>
+    <w:lvl w:ilvl="4" w:tplc="40090019" w:tentative="1">
+      <w:start w:val="1"/>
+      <w:numFmt w:val="lowerLetter"/>
+      <w:lvlText w:val="%5."/>
+      <w:lvlJc w:val="left"/>
+      <w:pPr>
+        <w:ind w:left="3600" w:hanging="360"/>
+      </w:pPr>
+    </w:lvl>
+    <w:lvl w:ilvl="5" w:tplc="4009001B" w:tentative="1">
+      <w:start w:val="1"/>
+      <w:numFmt w:val="lowerRoman"/>
+      <w:lvlText w:val="%6."/>
+      <w:lvlJc w:val="right"/>
+      <w:pPr>
+        <w:ind w:left="4320" w:hanging="180"/>
+      </w:pPr>
+    </w:lvl>
+    <w:lvl w:ilvl="6" w:tplc="4009000F" w:tentative="1">
+      <w:start w:val="1"/>
+      <w:numFmt w:val="decimal"/>
+      <w:lvlText w:val="%7."/>
+      <w:lvlJc w:val="left"/>
+      <w:pPr>
+        <w:ind w:left="5040" w:hanging="360"/>
+      </w:pPr>
+    </w:lvl>
+    <w:lvl w:ilvl="7" w:tplc="40090019" w:tentative="1">
+      <w:start w:val="1"/>
+      <w:numFmt w:val="lowerLetter"/>
+      <w:lvlText w:val="%8."/>
+      <w:lvlJc w:val="left"/>
+      <w:pPr>
+        <w:ind w:left="5760" w:hanging="360"/>
+      </w:pPr>
+    </w:lvl>
+    <w:lvl w:ilvl="8" w:tplc="4009001B" w:tentative="1">
+      <w:start w:val="1"/>
+      <w:numFmt w:val="lowerRoman"/>
+      <w:lvlText w:val="%9."/>
+      <w:lvlJc w:val="right"/>
+      <w:pPr>
+        <w:ind w:left="6480" w:hanging="180"/>
+      </w:pPr>
+    </w:lvl>
+  </w:abstractNum>
+  <w:abstractNum w:abstractNumId="15" w15:restartNumberingAfterBreak="0">
     <w:nsid w:val="48BB664B"/>
     <w:multiLevelType w:val="hybridMultilevel"/>
     <w:tmpl w:val="1A2A049E"/>
@@ -12897,7 +14137,7 @@
       </w:rPr>
     </w:lvl>
   </w:abstractNum>
-  <w:abstractNum w:abstractNumId="11" w15:restartNumberingAfterBreak="0">
+  <w:abstractNum w:abstractNumId="16" w15:restartNumberingAfterBreak="0">
     <w:nsid w:val="49396582"/>
     <w:multiLevelType w:val="hybridMultilevel"/>
     <w:tmpl w:val="F8708ABA"/>
@@ -13010,7 +14250,7 @@
       </w:rPr>
     </w:lvl>
   </w:abstractNum>
-  <w:abstractNum w:abstractNumId="12" w15:restartNumberingAfterBreak="0">
+  <w:abstractNum w:abstractNumId="17" w15:restartNumberingAfterBreak="0">
     <w:nsid w:val="4E1424C2"/>
     <w:multiLevelType w:val="hybridMultilevel"/>
     <w:tmpl w:val="C78A8C10"/>
@@ -13123,7 +14363,7 @@
       </w:rPr>
     </w:lvl>
   </w:abstractNum>
-  <w:abstractNum w:abstractNumId="13" w15:restartNumberingAfterBreak="0">
+  <w:abstractNum w:abstractNumId="18" w15:restartNumberingAfterBreak="0">
     <w:nsid w:val="511A18F8"/>
     <w:multiLevelType w:val="multilevel"/>
     <w:tmpl w:val="AB4C1AC0"/>
@@ -13272,7 +14512,120 @@
       </w:rPr>
     </w:lvl>
   </w:abstractNum>
-  <w:abstractNum w:abstractNumId="14" w15:restartNumberingAfterBreak="0">
+  <w:abstractNum w:abstractNumId="19" w15:restartNumberingAfterBreak="0">
+    <w:nsid w:val="5A3A3C45"/>
+    <w:multiLevelType w:val="hybridMultilevel"/>
+    <w:tmpl w:val="E2CAF318"/>
+    <w:lvl w:ilvl="0" w:tplc="40090001">
+      <w:start w:val="1"/>
+      <w:numFmt w:val="bullet"/>
+      <w:lvlText w:val=""/>
+      <w:lvlJc w:val="left"/>
+      <w:pPr>
+        <w:ind w:left="720" w:hanging="360"/>
+      </w:pPr>
+      <w:rPr>
+        <w:rFonts w:ascii="Symbol" w:hAnsi="Symbol" w:hint="default"/>
+      </w:rPr>
+    </w:lvl>
+    <w:lvl w:ilvl="1" w:tplc="40090003" w:tentative="1">
+      <w:start w:val="1"/>
+      <w:numFmt w:val="bullet"/>
+      <w:lvlText w:val="o"/>
+      <w:lvlJc w:val="left"/>
+      <w:pPr>
+        <w:ind w:left="1440" w:hanging="360"/>
+      </w:pPr>
+      <w:rPr>
+        <w:rFonts w:ascii="Courier New" w:hAnsi="Courier New" w:cs="Courier New" w:hint="default"/>
+      </w:rPr>
+    </w:lvl>
+    <w:lvl w:ilvl="2" w:tplc="40090005" w:tentative="1">
+      <w:start w:val="1"/>
+      <w:numFmt w:val="bullet"/>
+      <w:lvlText w:val=""/>
+      <w:lvlJc w:val="left"/>
+      <w:pPr>
+        <w:ind w:left="2160" w:hanging="360"/>
+      </w:pPr>
+      <w:rPr>
+        <w:rFonts w:ascii="Wingdings" w:hAnsi="Wingdings" w:hint="default"/>
+      </w:rPr>
+    </w:lvl>
+    <w:lvl w:ilvl="3" w:tplc="40090001" w:tentative="1">
+      <w:start w:val="1"/>
+      <w:numFmt w:val="bullet"/>
+      <w:lvlText w:val=""/>
+      <w:lvlJc w:val="left"/>
+      <w:pPr>
+        <w:ind w:left="2880" w:hanging="360"/>
+      </w:pPr>
+      <w:rPr>
+        <w:rFonts w:ascii="Symbol" w:hAnsi="Symbol" w:hint="default"/>
+      </w:rPr>
+    </w:lvl>
+    <w:lvl w:ilvl="4" w:tplc="40090003" w:tentative="1">
+      <w:start w:val="1"/>
+      <w:numFmt w:val="bullet"/>
+      <w:lvlText w:val="o"/>
+      <w:lvlJc w:val="left"/>
+      <w:pPr>
+        <w:ind w:left="3600" w:hanging="360"/>
+      </w:pPr>
+      <w:rPr>
+        <w:rFonts w:ascii="Courier New" w:hAnsi="Courier New" w:cs="Courier New" w:hint="default"/>
+      </w:rPr>
+    </w:lvl>
+    <w:lvl w:ilvl="5" w:tplc="40090005" w:tentative="1">
+      <w:start w:val="1"/>
+      <w:numFmt w:val="bullet"/>
+      <w:lvlText w:val=""/>
+      <w:lvlJc w:val="left"/>
+      <w:pPr>
+        <w:ind w:left="4320" w:hanging="360"/>
+      </w:pPr>
+      <w:rPr>
+        <w:rFonts w:ascii="Wingdings" w:hAnsi="Wingdings" w:hint="default"/>
+      </w:rPr>
+    </w:lvl>
+    <w:lvl w:ilvl="6" w:tplc="40090001" w:tentative="1">
+      <w:start w:val="1"/>
+      <w:numFmt w:val="bullet"/>
+      <w:lvlText w:val=""/>
+      <w:lvlJc w:val="left"/>
+      <w:pPr>
+        <w:ind w:left="5040" w:hanging="360"/>
+      </w:pPr>
+      <w:rPr>
+        <w:rFonts w:ascii="Symbol" w:hAnsi="Symbol" w:hint="default"/>
+      </w:rPr>
+    </w:lvl>
+    <w:lvl w:ilvl="7" w:tplc="40090003" w:tentative="1">
+      <w:start w:val="1"/>
+      <w:numFmt w:val="bullet"/>
+      <w:lvlText w:val="o"/>
+      <w:lvlJc w:val="left"/>
+      <w:pPr>
+        <w:ind w:left="5760" w:hanging="360"/>
+      </w:pPr>
+      <w:rPr>
+        <w:rFonts w:ascii="Courier New" w:hAnsi="Courier New" w:cs="Courier New" w:hint="default"/>
+      </w:rPr>
+    </w:lvl>
+    <w:lvl w:ilvl="8" w:tplc="40090005" w:tentative="1">
+      <w:start w:val="1"/>
+      <w:numFmt w:val="bullet"/>
+      <w:lvlText w:val=""/>
+      <w:lvlJc w:val="left"/>
+      <w:pPr>
+        <w:ind w:left="6480" w:hanging="360"/>
+      </w:pPr>
+      <w:rPr>
+        <w:rFonts w:ascii="Wingdings" w:hAnsi="Wingdings" w:hint="default"/>
+      </w:rPr>
+    </w:lvl>
+  </w:abstractNum>
+  <w:abstractNum w:abstractNumId="20" w15:restartNumberingAfterBreak="0">
     <w:nsid w:val="5AB8085F"/>
     <w:multiLevelType w:val="hybridMultilevel"/>
     <w:tmpl w:val="B92A1004"/>
@@ -13385,7 +14738,7 @@
       </w:rPr>
     </w:lvl>
   </w:abstractNum>
-  <w:abstractNum w:abstractNumId="15" w15:restartNumberingAfterBreak="0">
+  <w:abstractNum w:abstractNumId="21" w15:restartNumberingAfterBreak="0">
     <w:nsid w:val="60BC6628"/>
     <w:multiLevelType w:val="hybridMultilevel"/>
     <w:tmpl w:val="C77ED61E"/>
@@ -13498,7 +14851,7 @@
       </w:rPr>
     </w:lvl>
   </w:abstractNum>
-  <w:abstractNum w:abstractNumId="16" w15:restartNumberingAfterBreak="0">
+  <w:abstractNum w:abstractNumId="22" w15:restartNumberingAfterBreak="0">
     <w:nsid w:val="62441361"/>
     <w:multiLevelType w:val="multilevel"/>
     <w:tmpl w:val="6130E29C"/>
@@ -13647,7 +15000,7 @@
       </w:rPr>
     </w:lvl>
   </w:abstractNum>
-  <w:abstractNum w:abstractNumId="17" w15:restartNumberingAfterBreak="0">
+  <w:abstractNum w:abstractNumId="23" w15:restartNumberingAfterBreak="0">
     <w:nsid w:val="64126051"/>
     <w:multiLevelType w:val="multilevel"/>
     <w:tmpl w:val="AB4C1AC0"/>
@@ -13796,7 +15149,156 @@
       </w:rPr>
     </w:lvl>
   </w:abstractNum>
-  <w:abstractNum w:abstractNumId="18" w15:restartNumberingAfterBreak="0">
+  <w:abstractNum w:abstractNumId="24" w15:restartNumberingAfterBreak="0">
+    <w:nsid w:val="66EB254C"/>
+    <w:multiLevelType w:val="multilevel"/>
+    <w:tmpl w:val="2CD2ED20"/>
+    <w:lvl w:ilvl="0">
+      <w:start w:val="1"/>
+      <w:numFmt w:val="bullet"/>
+      <w:lvlText w:val=""/>
+      <w:lvlJc w:val="left"/>
+      <w:pPr>
+        <w:tabs>
+          <w:tab w:val="num" w:pos="720"/>
+        </w:tabs>
+        <w:ind w:left="720" w:hanging="360"/>
+      </w:pPr>
+      <w:rPr>
+        <w:rFonts w:ascii="Symbol" w:hAnsi="Symbol" w:hint="default"/>
+        <w:sz w:val="20"/>
+      </w:rPr>
+    </w:lvl>
+    <w:lvl w:ilvl="1" w:tentative="1">
+      <w:start w:val="1"/>
+      <w:numFmt w:val="bullet"/>
+      <w:lvlText w:val=""/>
+      <w:lvlJc w:val="left"/>
+      <w:pPr>
+        <w:tabs>
+          <w:tab w:val="num" w:pos="1440"/>
+        </w:tabs>
+        <w:ind w:left="1440" w:hanging="360"/>
+      </w:pPr>
+      <w:rPr>
+        <w:rFonts w:ascii="Symbol" w:hAnsi="Symbol" w:hint="default"/>
+        <w:sz w:val="20"/>
+      </w:rPr>
+    </w:lvl>
+    <w:lvl w:ilvl="2" w:tentative="1">
+      <w:start w:val="1"/>
+      <w:numFmt w:val="bullet"/>
+      <w:lvlText w:val=""/>
+      <w:lvlJc w:val="left"/>
+      <w:pPr>
+        <w:tabs>
+          <w:tab w:val="num" w:pos="2160"/>
+        </w:tabs>
+        <w:ind w:left="2160" w:hanging="360"/>
+      </w:pPr>
+      <w:rPr>
+        <w:rFonts w:ascii="Symbol" w:hAnsi="Symbol" w:hint="default"/>
+        <w:sz w:val="20"/>
+      </w:rPr>
+    </w:lvl>
+    <w:lvl w:ilvl="3" w:tentative="1">
+      <w:start w:val="1"/>
+      <w:numFmt w:val="bullet"/>
+      <w:lvlText w:val=""/>
+      <w:lvlJc w:val="left"/>
+      <w:pPr>
+        <w:tabs>
+          <w:tab w:val="num" w:pos="2880"/>
+        </w:tabs>
+        <w:ind w:left="2880" w:hanging="360"/>
+      </w:pPr>
+      <w:rPr>
+        <w:rFonts w:ascii="Symbol" w:hAnsi="Symbol" w:hint="default"/>
+        <w:sz w:val="20"/>
+      </w:rPr>
+    </w:lvl>
+    <w:lvl w:ilvl="4" w:tentative="1">
+      <w:start w:val="1"/>
+      <w:numFmt w:val="bullet"/>
+      <w:lvlText w:val=""/>
+      <w:lvlJc w:val="left"/>
+      <w:pPr>
+        <w:tabs>
+          <w:tab w:val="num" w:pos="3600"/>
+        </w:tabs>
+        <w:ind w:left="3600" w:hanging="360"/>
+      </w:pPr>
+      <w:rPr>
+        <w:rFonts w:ascii="Symbol" w:hAnsi="Symbol" w:hint="default"/>
+        <w:sz w:val="20"/>
+      </w:rPr>
+    </w:lvl>
+    <w:lvl w:ilvl="5" w:tentative="1">
+      <w:start w:val="1"/>
+      <w:numFmt w:val="bullet"/>
+      <w:lvlText w:val=""/>
+      <w:lvlJc w:val="left"/>
+      <w:pPr>
+        <w:tabs>
+          <w:tab w:val="num" w:pos="4320"/>
+        </w:tabs>
+        <w:ind w:left="4320" w:hanging="360"/>
+      </w:pPr>
+      <w:rPr>
+        <w:rFonts w:ascii="Symbol" w:hAnsi="Symbol" w:hint="default"/>
+        <w:sz w:val="20"/>
+      </w:rPr>
+    </w:lvl>
+    <w:lvl w:ilvl="6" w:tentative="1">
+      <w:start w:val="1"/>
+      <w:numFmt w:val="bullet"/>
+      <w:lvlText w:val=""/>
+      <w:lvlJc w:val="left"/>
+      <w:pPr>
+        <w:tabs>
+          <w:tab w:val="num" w:pos="5040"/>
+        </w:tabs>
+        <w:ind w:left="5040" w:hanging="360"/>
+      </w:pPr>
+      <w:rPr>
+        <w:rFonts w:ascii="Symbol" w:hAnsi="Symbol" w:hint="default"/>
+        <w:sz w:val="20"/>
+      </w:rPr>
+    </w:lvl>
+    <w:lvl w:ilvl="7" w:tentative="1">
+      <w:start w:val="1"/>
+      <w:numFmt w:val="bullet"/>
+      <w:lvlText w:val=""/>
+      <w:lvlJc w:val="left"/>
+      <w:pPr>
+        <w:tabs>
+          <w:tab w:val="num" w:pos="5760"/>
+        </w:tabs>
+        <w:ind w:left="5760" w:hanging="360"/>
+      </w:pPr>
+      <w:rPr>
+        <w:rFonts w:ascii="Symbol" w:hAnsi="Symbol" w:hint="default"/>
+        <w:sz w:val="20"/>
+      </w:rPr>
+    </w:lvl>
+    <w:lvl w:ilvl="8" w:tentative="1">
+      <w:start w:val="1"/>
+      <w:numFmt w:val="bullet"/>
+      <w:lvlText w:val=""/>
+      <w:lvlJc w:val="left"/>
+      <w:pPr>
+        <w:tabs>
+          <w:tab w:val="num" w:pos="6480"/>
+        </w:tabs>
+        <w:ind w:left="6480" w:hanging="360"/>
+      </w:pPr>
+      <w:rPr>
+        <w:rFonts w:ascii="Symbol" w:hAnsi="Symbol" w:hint="default"/>
+        <w:sz w:val="20"/>
+      </w:rPr>
+    </w:lvl>
+  </w:abstractNum>
+  <w:abstractNum w:abstractNumId="25" w15:restartNumberingAfterBreak="0">
     <w:nsid w:val="69F8291A"/>
     <w:multiLevelType w:val="hybridMultilevel"/>
     <w:tmpl w:val="06F2D01A"/>
@@ -13909,7 +15411,7 @@
       </w:rPr>
     </w:lvl>
   </w:abstractNum>
-  <w:abstractNum w:abstractNumId="19" w15:restartNumberingAfterBreak="0">
+  <w:abstractNum w:abstractNumId="26" w15:restartNumberingAfterBreak="0">
     <w:nsid w:val="6A7D036A"/>
     <w:multiLevelType w:val="hybridMultilevel"/>
     <w:tmpl w:val="6F9068DE"/>
@@ -14022,7 +15524,7 @@
       </w:rPr>
     </w:lvl>
   </w:abstractNum>
-  <w:abstractNum w:abstractNumId="20" w15:restartNumberingAfterBreak="0">
+  <w:abstractNum w:abstractNumId="27" w15:restartNumberingAfterBreak="0">
     <w:nsid w:val="6BA440B1"/>
     <w:multiLevelType w:val="hybridMultilevel"/>
     <w:tmpl w:val="32320FB2"/>
@@ -14135,7 +15637,7 @@
       </w:rPr>
     </w:lvl>
   </w:abstractNum>
-  <w:abstractNum w:abstractNumId="21" w15:restartNumberingAfterBreak="0">
+  <w:abstractNum w:abstractNumId="28" w15:restartNumberingAfterBreak="0">
     <w:nsid w:val="78DB2A4A"/>
     <w:multiLevelType w:val="hybridMultilevel"/>
     <w:tmpl w:val="48E4CA78"/>
@@ -14248,7 +15750,7 @@
       </w:rPr>
     </w:lvl>
   </w:abstractNum>
-  <w:abstractNum w:abstractNumId="22" w15:restartNumberingAfterBreak="0">
+  <w:abstractNum w:abstractNumId="29" w15:restartNumberingAfterBreak="0">
     <w:nsid w:val="7AE57FB6"/>
     <w:multiLevelType w:val="hybridMultilevel"/>
     <w:tmpl w:val="96EE8C7C"/>
@@ -14361,7 +15863,7 @@
       </w:rPr>
     </w:lvl>
   </w:abstractNum>
-  <w:abstractNum w:abstractNumId="23" w15:restartNumberingAfterBreak="0">
+  <w:abstractNum w:abstractNumId="30" w15:restartNumberingAfterBreak="0">
     <w:nsid w:val="7B0378A4"/>
     <w:multiLevelType w:val="hybridMultilevel"/>
     <w:tmpl w:val="17CC3740"/>
@@ -14474,77 +15976,250 @@
       </w:rPr>
     </w:lvl>
   </w:abstractNum>
+  <w:abstractNum w:abstractNumId="31" w15:restartNumberingAfterBreak="0">
+    <w:nsid w:val="7BE6793D"/>
+    <w:multiLevelType w:val="multilevel"/>
+    <w:tmpl w:val="ED36D03A"/>
+    <w:lvl w:ilvl="0">
+      <w:start w:val="1"/>
+      <w:numFmt w:val="bullet"/>
+      <w:lvlText w:val=""/>
+      <w:lvlJc w:val="left"/>
+      <w:pPr>
+        <w:tabs>
+          <w:tab w:val="num" w:pos="720"/>
+        </w:tabs>
+        <w:ind w:left="720" w:hanging="360"/>
+      </w:pPr>
+      <w:rPr>
+        <w:rFonts w:ascii="Symbol" w:hAnsi="Symbol" w:hint="default"/>
+        <w:sz w:val="20"/>
+      </w:rPr>
+    </w:lvl>
+    <w:lvl w:ilvl="1" w:tentative="1">
+      <w:start w:val="1"/>
+      <w:numFmt w:val="bullet"/>
+      <w:lvlText w:val=""/>
+      <w:lvlJc w:val="left"/>
+      <w:pPr>
+        <w:tabs>
+          <w:tab w:val="num" w:pos="1440"/>
+        </w:tabs>
+        <w:ind w:left="1440" w:hanging="360"/>
+      </w:pPr>
+      <w:rPr>
+        <w:rFonts w:ascii="Symbol" w:hAnsi="Symbol" w:hint="default"/>
+        <w:sz w:val="20"/>
+      </w:rPr>
+    </w:lvl>
+    <w:lvl w:ilvl="2" w:tentative="1">
+      <w:start w:val="1"/>
+      <w:numFmt w:val="bullet"/>
+      <w:lvlText w:val=""/>
+      <w:lvlJc w:val="left"/>
+      <w:pPr>
+        <w:tabs>
+          <w:tab w:val="num" w:pos="2160"/>
+        </w:tabs>
+        <w:ind w:left="2160" w:hanging="360"/>
+      </w:pPr>
+      <w:rPr>
+        <w:rFonts w:ascii="Symbol" w:hAnsi="Symbol" w:hint="default"/>
+        <w:sz w:val="20"/>
+      </w:rPr>
+    </w:lvl>
+    <w:lvl w:ilvl="3" w:tentative="1">
+      <w:start w:val="1"/>
+      <w:numFmt w:val="bullet"/>
+      <w:lvlText w:val=""/>
+      <w:lvlJc w:val="left"/>
+      <w:pPr>
+        <w:tabs>
+          <w:tab w:val="num" w:pos="2880"/>
+        </w:tabs>
+        <w:ind w:left="2880" w:hanging="360"/>
+      </w:pPr>
+      <w:rPr>
+        <w:rFonts w:ascii="Symbol" w:hAnsi="Symbol" w:hint="default"/>
+        <w:sz w:val="20"/>
+      </w:rPr>
+    </w:lvl>
+    <w:lvl w:ilvl="4" w:tentative="1">
+      <w:start w:val="1"/>
+      <w:numFmt w:val="bullet"/>
+      <w:lvlText w:val=""/>
+      <w:lvlJc w:val="left"/>
+      <w:pPr>
+        <w:tabs>
+          <w:tab w:val="num" w:pos="3600"/>
+        </w:tabs>
+        <w:ind w:left="3600" w:hanging="360"/>
+      </w:pPr>
+      <w:rPr>
+        <w:rFonts w:ascii="Symbol" w:hAnsi="Symbol" w:hint="default"/>
+        <w:sz w:val="20"/>
+      </w:rPr>
+    </w:lvl>
+    <w:lvl w:ilvl="5" w:tentative="1">
+      <w:start w:val="1"/>
+      <w:numFmt w:val="bullet"/>
+      <w:lvlText w:val=""/>
+      <w:lvlJc w:val="left"/>
+      <w:pPr>
+        <w:tabs>
+          <w:tab w:val="num" w:pos="4320"/>
+        </w:tabs>
+        <w:ind w:left="4320" w:hanging="360"/>
+      </w:pPr>
+      <w:rPr>
+        <w:rFonts w:ascii="Symbol" w:hAnsi="Symbol" w:hint="default"/>
+        <w:sz w:val="20"/>
+      </w:rPr>
+    </w:lvl>
+    <w:lvl w:ilvl="6" w:tentative="1">
+      <w:start w:val="1"/>
+      <w:numFmt w:val="bullet"/>
+      <w:lvlText w:val=""/>
+      <w:lvlJc w:val="left"/>
+      <w:pPr>
+        <w:tabs>
+          <w:tab w:val="num" w:pos="5040"/>
+        </w:tabs>
+        <w:ind w:left="5040" w:hanging="360"/>
+      </w:pPr>
+      <w:rPr>
+        <w:rFonts w:ascii="Symbol" w:hAnsi="Symbol" w:hint="default"/>
+        <w:sz w:val="20"/>
+      </w:rPr>
+    </w:lvl>
+    <w:lvl w:ilvl="7" w:tentative="1">
+      <w:start w:val="1"/>
+      <w:numFmt w:val="bullet"/>
+      <w:lvlText w:val=""/>
+      <w:lvlJc w:val="left"/>
+      <w:pPr>
+        <w:tabs>
+          <w:tab w:val="num" w:pos="5760"/>
+        </w:tabs>
+        <w:ind w:left="5760" w:hanging="360"/>
+      </w:pPr>
+      <w:rPr>
+        <w:rFonts w:ascii="Symbol" w:hAnsi="Symbol" w:hint="default"/>
+        <w:sz w:val="20"/>
+      </w:rPr>
+    </w:lvl>
+    <w:lvl w:ilvl="8" w:tentative="1">
+      <w:start w:val="1"/>
+      <w:numFmt w:val="bullet"/>
+      <w:lvlText w:val=""/>
+      <w:lvlJc w:val="left"/>
+      <w:pPr>
+        <w:tabs>
+          <w:tab w:val="num" w:pos="6480"/>
+        </w:tabs>
+        <w:ind w:left="6480" w:hanging="360"/>
+      </w:pPr>
+      <w:rPr>
+        <w:rFonts w:ascii="Symbol" w:hAnsi="Symbol" w:hint="default"/>
+        <w:sz w:val="20"/>
+      </w:rPr>
+    </w:lvl>
+  </w:abstractNum>
   <w:num w:numId="1">
+    <w:abstractNumId w:val="22"/>
+  </w:num>
+  <w:num w:numId="2">
+    <w:abstractNumId w:val="3"/>
+  </w:num>
+  <w:num w:numId="3">
+    <w:abstractNumId w:val="27"/>
+  </w:num>
+  <w:num w:numId="4">
+    <w:abstractNumId w:val="7"/>
+  </w:num>
+  <w:num w:numId="5">
     <w:abstractNumId w:val="16"/>
   </w:num>
-  <w:num w:numId="2">
-    <w:abstractNumId w:val="2"/>
+  <w:num w:numId="6">
+    <w:abstractNumId w:val="29"/>
   </w:num>
-  <w:num w:numId="3">
+  <w:num w:numId="7">
     <w:abstractNumId w:val="20"/>
   </w:num>
-  <w:num w:numId="4">
-    <w:abstractNumId w:val="6"/>
+  <w:num w:numId="8">
+    <w:abstractNumId w:val="28"/>
   </w:num>
-  <w:num w:numId="5">
+  <w:num w:numId="9">
     <w:abstractNumId w:val="11"/>
   </w:num>
-  <w:num w:numId="6">
-    <w:abstractNumId w:val="22"/>
-  </w:num>
-  <w:num w:numId="7">
-    <w:abstractNumId w:val="14"/>
-  </w:num>
-  <w:num w:numId="8">
-    <w:abstractNumId w:val="21"/>
-  </w:num>
-  <w:num w:numId="9">
-    <w:abstractNumId w:val="8"/>
-  </w:num>
   <w:num w:numId="10">
-    <w:abstractNumId w:val="10"/>
+    <w:abstractNumId w:val="15"/>
   </w:num>
   <w:num w:numId="11">
-    <w:abstractNumId w:val="19"/>
+    <w:abstractNumId w:val="26"/>
   </w:num>
   <w:num w:numId="12">
     <w:abstractNumId w:val="1"/>
   </w:num>
   <w:num w:numId="13">
-    <w:abstractNumId w:val="12"/>
+    <w:abstractNumId w:val="17"/>
   </w:num>
   <w:num w:numId="14">
-    <w:abstractNumId w:val="18"/>
+    <w:abstractNumId w:val="25"/>
   </w:num>
   <w:num w:numId="15">
-    <w:abstractNumId w:val="15"/>
+    <w:abstractNumId w:val="21"/>
   </w:num>
   <w:num w:numId="16">
-    <w:abstractNumId w:val="23"/>
+    <w:abstractNumId w:val="30"/>
   </w:num>
   <w:num w:numId="17">
     <w:abstractNumId w:val="0"/>
   </w:num>
   <w:num w:numId="18">
+    <w:abstractNumId w:val="6"/>
+  </w:num>
+  <w:num w:numId="19">
+    <w:abstractNumId w:val="23"/>
+  </w:num>
+  <w:num w:numId="20">
+    <w:abstractNumId w:val="12"/>
+  </w:num>
+  <w:num w:numId="21">
+    <w:abstractNumId w:val="4"/>
+  </w:num>
+  <w:num w:numId="22">
+    <w:abstractNumId w:val="8"/>
+  </w:num>
+  <w:num w:numId="23">
+    <w:abstractNumId w:val="18"/>
+  </w:num>
+  <w:num w:numId="24">
     <w:abstractNumId w:val="5"/>
   </w:num>
-  <w:num w:numId="19">
-    <w:abstractNumId w:val="17"/>
+  <w:num w:numId="25">
+    <w:abstractNumId w:val="13"/>
   </w:num>
-  <w:num w:numId="20">
+  <w:num w:numId="26">
+    <w:abstractNumId w:val="10"/>
+  </w:num>
+  <w:num w:numId="27">
+    <w:abstractNumId w:val="19"/>
+  </w:num>
+  <w:num w:numId="28">
+    <w:abstractNumId w:val="14"/>
+  </w:num>
+  <w:num w:numId="29">
+    <w:abstractNumId w:val="31"/>
+  </w:num>
+  <w:num w:numId="30">
+    <w:abstractNumId w:val="24"/>
+  </w:num>
+  <w:num w:numId="31">
     <w:abstractNumId w:val="9"/>
   </w:num>
-  <w:num w:numId="21">
-    <w:abstractNumId w:val="3"/>
-  </w:num>
-  <w:num w:numId="22">
-    <w:abstractNumId w:val="7"/>
-  </w:num>
-  <w:num w:numId="23">
-    <w:abstractNumId w:val="13"/>
-  </w:num>
-  <w:num w:numId="24">
-    <w:abstractNumId w:val="4"/>
+  <w:num w:numId="32">
+    <w:abstractNumId w:val="2"/>
   </w:num>
   <w:numIdMacAtCleanup w:val="24"/>
 </w:numbering>
@@ -15130,7 +16805,6 @@
     <w:basedOn w:val="Normal"/>
     <w:link w:val="HTMLPreformattedChar"/>
     <w:uiPriority w:val="99"/>
-    <w:semiHidden/>
     <w:unhideWhenUsed/>
     <w:rsid w:val="00C03BC5"/>
     <w:pPr>
@@ -15166,7 +16840,6 @@
     <w:basedOn w:val="DefaultParagraphFont"/>
     <w:link w:val="HTMLPreformatted"/>
     <w:uiPriority w:val="99"/>
-    <w:semiHidden/>
     <w:rsid w:val="00C03BC5"/>
     <w:rPr>
       <w:rFonts w:ascii="Courier New" w:eastAsia="Times New Roman" w:hAnsi="Courier New" w:cs="Courier New"/>

--- a/Key Notes.docx
+++ b/Key Notes.docx
@@ -293,6 +293,53 @@
     <w:p>
       <w:pPr>
         <w:pStyle w:val="NoSpacing"/>
+        <w:rPr>
+          <w:b/>
+        </w:rPr>
+      </w:pPr>
+    </w:p>
+    <w:p>
+      <w:pPr>
+        <w:pStyle w:val="NoSpacing"/>
+        <w:rPr>
+          <w:b/>
+        </w:rPr>
+      </w:pPr>
+      <w:r>
+        <w:rPr>
+          <w:b/>
+        </w:rPr>
+        <w:t>what is the difference between virtual DOM and reconciliation</w:t>
+      </w:r>
+    </w:p>
+    <w:p>
+      <w:pPr>
+        <w:pStyle w:val="NoSpacing"/>
+      </w:pPr>
+      <w:r>
+        <w:rPr>
+          <w:b/>
+          <w:bCs/>
+        </w:rPr>
+        <w:t>Virtual DOM is the blueprint</w:t>
+      </w:r>
+      <w:r>
+        <w:t xml:space="preserve">, while </w:t>
+      </w:r>
+      <w:r>
+        <w:rPr>
+          <w:b/>
+          <w:bCs/>
+        </w:rPr>
+        <w:t>Reconciliation is the process</w:t>
+      </w:r>
+      <w:r>
+        <w:t xml:space="preserve"> that uses that blueprint to update the real DOM efficiently</w:t>
+      </w:r>
+    </w:p>
+    <w:p>
+      <w:pPr>
+        <w:pStyle w:val="NoSpacing"/>
       </w:pPr>
     </w:p>
     <w:p>
@@ -443,9 +490,6 @@
         <w:br/>
       </w:r>
       <w:r>
-        <w:br/>
-      </w:r>
-      <w:r>
         <w:rPr>
           <w:rStyle w:val="o"/>
         </w:rPr>
@@ -825,21 +869,6 @@
       <w:pPr>
         <w:pStyle w:val="NoSpacing"/>
       </w:pPr>
-    </w:p>
-    <w:p>
-      <w:pPr>
-        <w:pStyle w:val="NoSpacing"/>
-      </w:pPr>
-    </w:p>
-    <w:p>
-      <w:pPr>
-        <w:pStyle w:val="NoSpacing"/>
-      </w:pPr>
-    </w:p>
-    <w:p>
-      <w:pPr>
-        <w:pStyle w:val="NoSpacing"/>
-      </w:pPr>
       <w:r>
         <w:lastRenderedPageBreak/>
         <w:t>Old:</w:t>
@@ -1571,19 +1600,15 @@
       <w:r>
         <w:t xml:space="preserve">During reconciliation, </w:t>
       </w:r>
-      <w:proofErr w:type="gramStart"/>
-      <w:r>
-        <w:t>React</w:t>
-      </w:r>
-      <w:proofErr w:type="gramEnd"/>
+      <w:r>
+        <w:t>react</w:t>
+      </w:r>
       <w:r>
         <w:t xml:space="preserve"> compares the old Virtual DOM tree with the new Virtual DOM tree. For lists, </w:t>
       </w:r>
-      <w:proofErr w:type="gramStart"/>
-      <w:r>
-        <w:t>React</w:t>
-      </w:r>
-      <w:proofErr w:type="gramEnd"/>
+      <w:r>
+        <w:t>react</w:t>
+      </w:r>
       <w:r>
         <w:t xml:space="preserve"> needs a way to know:</w:t>
       </w:r>
@@ -4181,11 +4206,9 @@
       <w:r>
         <w:t xml:space="preserve">, </w:t>
       </w:r>
-      <w:proofErr w:type="gramStart"/>
-      <w:r>
-        <w:t>React</w:t>
-      </w:r>
-      <w:proofErr w:type="gramEnd"/>
+      <w:r>
+        <w:t>react</w:t>
+      </w:r>
       <w:r>
         <w:t xml:space="preserve"> used a synchronous rendering approach. If React started a large update, it had to finish it completely before the browser could do other work.</w:t>
       </w:r>
@@ -4381,16 +4404,131 @@
     </w:p>
     <w:p>
       <w:pPr>
-        <w:pStyle w:val="NoSpacing"/>
-        <w:rPr>
-          <w:b/>
-        </w:rPr>
-      </w:pPr>
-      <w:r>
-        <w:rPr>
-          <w:b/>
+        <w:pStyle w:val="NormalWeb"/>
+      </w:pPr>
+      <w:r>
+        <w:rPr>
+          <w:b/>
+          <w:bCs/>
         </w:rPr>
         <w:lastRenderedPageBreak/>
+        <w:t>Reconciliation</w:t>
+      </w:r>
+      <w:r>
+        <w:t xml:space="preserve"> is the </w:t>
+      </w:r>
+      <w:r>
+        <w:rPr>
+          <w:i/>
+          <w:iCs/>
+        </w:rPr>
+        <w:t>algorithm/process</w:t>
+      </w:r>
+      <w:r>
+        <w:t xml:space="preserve"> React uses to diff tree structures, while </w:t>
+      </w:r>
+      <w:proofErr w:type="spellStart"/>
+      <w:r>
+        <w:rPr>
+          <w:b/>
+          <w:bCs/>
+        </w:rPr>
+        <w:t>Fiber</w:t>
+      </w:r>
+      <w:proofErr w:type="spellEnd"/>
+      <w:r>
+        <w:t xml:space="preserve"> is the </w:t>
+      </w:r>
+      <w:r>
+        <w:rPr>
+          <w:i/>
+          <w:iCs/>
+        </w:rPr>
+        <w:t>rendering engine architecture</w:t>
+      </w:r>
+      <w:r>
+        <w:t xml:space="preserve"> built to execute reconciliation without blocking the browser.</w:t>
+      </w:r>
+    </w:p>
+    <w:p>
+      <w:pPr>
+        <w:pStyle w:val="NormalWeb"/>
+      </w:pPr>
+      <w:r>
+        <w:t>Think of it this way:</w:t>
+      </w:r>
+    </w:p>
+    <w:p>
+      <w:pPr>
+        <w:pStyle w:val="NormalWeb"/>
+        <w:numPr>
+          <w:ilvl w:val="0"/>
+          <w:numId w:val="33"/>
+        </w:numPr>
+      </w:pPr>
+      <w:r>
+        <w:rPr>
+          <w:b/>
+          <w:bCs/>
+        </w:rPr>
+        <w:t>Reconciliation</w:t>
+      </w:r>
+      <w:r>
+        <w:t xml:space="preserve"> is </w:t>
+      </w:r>
+      <w:r>
+        <w:rPr>
+          <w:i/>
+          <w:iCs/>
+        </w:rPr>
+        <w:t>what</w:t>
+      </w:r>
+      <w:r>
+        <w:t xml:space="preserve"> React needs to do (compare the old Virtual DOM with the new one to figure out what changed).</w:t>
+      </w:r>
+    </w:p>
+    <w:p>
+      <w:pPr>
+        <w:pStyle w:val="NormalWeb"/>
+        <w:numPr>
+          <w:ilvl w:val="0"/>
+          <w:numId w:val="33"/>
+        </w:numPr>
+      </w:pPr>
+      <w:proofErr w:type="spellStart"/>
+      <w:r>
+        <w:rPr>
+          <w:b/>
+          <w:bCs/>
+        </w:rPr>
+        <w:t>Fiber</w:t>
+      </w:r>
+      <w:proofErr w:type="spellEnd"/>
+      <w:r>
+        <w:t xml:space="preserve"> is </w:t>
+      </w:r>
+      <w:r>
+        <w:rPr>
+          <w:i/>
+          <w:iCs/>
+        </w:rPr>
+        <w:t>how</w:t>
+      </w:r>
+      <w:r>
+        <w:t xml:space="preserve"> React schedules and performs that work under the hood.</w:t>
+      </w:r>
+    </w:p>
+    <w:p>
+      <w:pPr>
+        <w:pStyle w:val="NoSpacing"/>
+        <w:rPr>
+          <w:b/>
+        </w:rPr>
+      </w:pPr>
+      <w:r>
+        <w:rPr>
+          <w:b/>
+        </w:rPr>
         <w:t>What is Tree Shaking?</w:t>
       </w:r>
     </w:p>
@@ -4451,6 +4589,10 @@
     <w:p>
       <w:pPr>
         <w:pStyle w:val="NoSpacing"/>
+        <w:numPr>
+          <w:ilvl w:val="0"/>
+          <w:numId w:val="34"/>
+        </w:numPr>
       </w:pPr>
       <w:r>
         <w:t xml:space="preserve">Reduce JavaScript bundle size </w:t>
@@ -4459,6 +4601,10 @@
     <w:p>
       <w:pPr>
         <w:pStyle w:val="NoSpacing"/>
+        <w:numPr>
+          <w:ilvl w:val="0"/>
+          <w:numId w:val="34"/>
+        </w:numPr>
       </w:pPr>
       <w:r>
         <w:t xml:space="preserve">Improve initial page load </w:t>
@@ -4467,6 +4613,10 @@
     <w:p>
       <w:pPr>
         <w:pStyle w:val="NoSpacing"/>
+        <w:numPr>
+          <w:ilvl w:val="0"/>
+          <w:numId w:val="34"/>
+        </w:numPr>
       </w:pPr>
       <w:r>
         <w:t xml:space="preserve">Reduce download and parsing time </w:t>
@@ -4475,6 +4625,10 @@
     <w:p>
       <w:pPr>
         <w:pStyle w:val="NoSpacing"/>
+        <w:numPr>
+          <w:ilvl w:val="0"/>
+          <w:numId w:val="34"/>
+        </w:numPr>
       </w:pPr>
       <w:r>
         <w:t xml:space="preserve">Improve application performance </w:t>
@@ -5221,7 +5375,6 @@
     <w:p/>
     <w:p>
       <w:r>
-        <w:lastRenderedPageBreak/>
         <w:t>Tree Shaking vs Lazy Loading</w:t>
       </w:r>
     </w:p>
@@ -6158,7 +6311,6 @@
         <w:pStyle w:val="NoSpacing"/>
       </w:pPr>
       <w:r>
-        <w:lastRenderedPageBreak/>
         <w:t>But:</w:t>
       </w:r>
     </w:p>
@@ -7119,6 +7271,7 @@
           <w:b w:val="0"/>
           <w:bCs w:val="0"/>
         </w:rPr>
+        <w:lastRenderedPageBreak/>
         <w:t xml:space="preserve">First </w:t>
       </w:r>
       <w:proofErr w:type="spellStart"/>
@@ -7235,7 +7388,6 @@
         <w:pStyle w:val="NoSpacing"/>
       </w:pPr>
       <w:r>
-        <w:lastRenderedPageBreak/>
         <w:t>In simple words:</w:t>
       </w:r>
     </w:p>
@@ -7581,6 +7733,7 @@
         <w:pStyle w:val="NoSpacing"/>
       </w:pPr>
       <w:r>
+        <w:lastRenderedPageBreak/>
         <w:t>│</w:t>
       </w:r>
     </w:p>
@@ -7661,7 +7814,6 @@
         <w:pStyle w:val="NoSpacing"/>
       </w:pPr>
       <w:r>
-        <w:lastRenderedPageBreak/>
         <w:t>│   |    ├── authApi.js</w:t>
       </w:r>
     </w:p>
@@ -8016,13 +8168,14 @@
     <w:p>
       <w:pPr>
         <w:pStyle w:val="NoSpacing"/>
-      </w:pPr>
-    </w:p>
-    <w:p>
-      <w:pPr>
-        <w:pStyle w:val="NoSpacing"/>
-      </w:pPr>
-      <w:r>
+        <w:rPr>
+          <w:b/>
+        </w:rPr>
+      </w:pPr>
+      <w:r>
+        <w:rPr>
+          <w:b/>
+        </w:rPr>
         <w:t>It helps answer questions like:</w:t>
       </w:r>
     </w:p>
@@ -8061,11 +8214,9 @@
       <w:r>
         <w:t xml:space="preserve">How much time did </w:t>
       </w:r>
-      <w:proofErr w:type="gramStart"/>
-      <w:r>
-        <w:t>rendering</w:t>
-      </w:r>
-      <w:proofErr w:type="gramEnd"/>
+      <w:r>
+        <w:t>render</w:t>
+      </w:r>
       <w:r>
         <w:t xml:space="preserve"> take? </w:t>
       </w:r>
@@ -8226,7 +8377,6 @@
         <w:rPr>
           <w:b/>
         </w:rPr>
-        <w:lastRenderedPageBreak/>
         <w:t>Memory Leaks in React</w:t>
       </w:r>
     </w:p>
@@ -8280,11 +8430,9 @@
       <w:r>
         <w:t xml:space="preserve">Components are removed from the UI </w:t>
       </w:r>
-      <w:proofErr w:type="gramStart"/>
-      <w:r>
-        <w:t>But</w:t>
-      </w:r>
-      <w:proofErr w:type="gramEnd"/>
+      <w:r>
+        <w:t>but</w:t>
+      </w:r>
       <w:r>
         <w:t xml:space="preserve"> some background process still holds a reference to them</w:t>
       </w:r>
@@ -8332,6 +8480,11 @@
       <w:r>
         <w:t>.</w:t>
       </w:r>
+    </w:p>
+    <w:p>
+      <w:pPr>
+        <w:pStyle w:val="NoSpacing"/>
+      </w:pPr>
     </w:p>
     <w:p>
       <w:pPr>
@@ -8976,6 +9129,7 @@
                 <w:szCs w:val="24"/>
                 <w:lang w:eastAsia="en-IN"/>
               </w:rPr>
+              <w:lastRenderedPageBreak/>
               <w:t>Subscription</w:t>
             </w:r>
           </w:p>
@@ -9122,37 +9276,13 @@
     <w:p>
       <w:pPr>
         <w:pStyle w:val="NoSpacing"/>
-        <w:rPr>
-          <w:b/>
-        </w:rPr>
-      </w:pPr>
-    </w:p>
-    <w:p>
-      <w:pPr>
-        <w:pStyle w:val="NoSpacing"/>
-      </w:pPr>
-    </w:p>
-    <w:p>
-      <w:pPr>
-        <w:pStyle w:val="NoSpacing"/>
-      </w:pPr>
-    </w:p>
-    <w:p>
-      <w:pPr>
-        <w:pStyle w:val="NoSpacing"/>
-      </w:pPr>
-    </w:p>
-    <w:p>
-      <w:pPr>
-        <w:pStyle w:val="NoSpacing"/>
-      </w:pPr>
-    </w:p>
-    <w:p>
-      <w:pPr>
-        <w:pStyle w:val="NoSpacing"/>
-      </w:pPr>
-      <w:r>
-        <w:lastRenderedPageBreak/>
+      </w:pPr>
+    </w:p>
+    <w:p>
+      <w:pPr>
+        <w:pStyle w:val="NoSpacing"/>
+      </w:pPr>
+      <w:r>
         <w:t xml:space="preserve">A memory leak in React occurs when unused objects or resources remain referenced after a component is unmounted, preventing garbage collection. Common causes are uncleaned timers, event listeners, subscriptions, </w:t>
       </w:r>
       <w:proofErr w:type="spellStart"/>
@@ -9665,6 +9795,7 @@
               <w:pStyle w:val="NoSpacing"/>
             </w:pPr>
             <w:r>
+              <w:lastRenderedPageBreak/>
               <w:t>Compares UI changes</w:t>
             </w:r>
           </w:p>
@@ -9768,39 +9899,35 @@
           <w:b/>
         </w:rPr>
       </w:pPr>
-    </w:p>
-    <w:p>
-      <w:pPr>
-        <w:pStyle w:val="NoSpacing"/>
-      </w:pPr>
-    </w:p>
-    <w:p>
-      <w:pPr>
-        <w:pStyle w:val="NoSpacing"/>
-        <w:rPr>
-          <w:b/>
-        </w:rPr>
-      </w:pPr>
-      <w:r>
-        <w:rPr>
-          <w:b/>
-        </w:rPr>
-        <w:lastRenderedPageBreak/>
+      <w:r>
+        <w:rPr>
+          <w:b/>
+        </w:rPr>
         <w:t>What is Caching?</w:t>
       </w:r>
     </w:p>
     <w:p>
       <w:pPr>
         <w:pStyle w:val="NoSpacing"/>
-      </w:pPr>
-      <w:r>
         <w:rPr>
           <w:rStyle w:val="Strong"/>
           <w:b w:val="0"/>
           <w:bCs w:val="0"/>
         </w:rPr>
+      </w:pPr>
+      <w:r>
+        <w:rPr>
+          <w:rStyle w:val="Strong"/>
+          <w:b w:val="0"/>
+          <w:bCs w:val="0"/>
+        </w:rPr>
         <w:t>Caching is the technique of storing frequently used data in a faster storage location so that we can reuse it instead of fetching or calculating it again.</w:t>
       </w:r>
+    </w:p>
+    <w:p>
+      <w:pPr>
+        <w:pStyle w:val="NoSpacing"/>
+      </w:pPr>
     </w:p>
     <w:p>
       <w:pPr>
@@ -10214,6 +10341,7 @@
         </w:numPr>
       </w:pPr>
       <w:r>
+        <w:lastRenderedPageBreak/>
         <w:t xml:space="preserve">More traffic </w:t>
       </w:r>
     </w:p>
@@ -10263,24 +10391,20 @@
     </w:p>
     <w:p>
       <w:pPr>
-        <w:pStyle w:val="NormalWeb"/>
-        <w:rPr>
-          <w:b/>
-        </w:rPr>
-      </w:pPr>
-    </w:p>
-    <w:p>
-      <w:pPr>
-        <w:pStyle w:val="NoSpacing"/>
-        <w:rPr>
-          <w:b/>
-        </w:rPr>
-      </w:pPr>
-      <w:r>
-        <w:rPr>
-          <w:b/>
-        </w:rPr>
-        <w:lastRenderedPageBreak/>
+        <w:pStyle w:val="NoSpacing"/>
+      </w:pPr>
+    </w:p>
+    <w:p>
+      <w:pPr>
+        <w:pStyle w:val="NoSpacing"/>
+        <w:rPr>
+          <w:b/>
+        </w:rPr>
+      </w:pPr>
+      <w:r>
+        <w:rPr>
+          <w:b/>
+        </w:rPr>
         <w:t>2. Maintainable</w:t>
       </w:r>
     </w:p>
@@ -10326,11 +10450,9 @@
       <w:r>
         <w:t xml:space="preserve">Example: instead of writing all logic or components in same page or function creating a </w:t>
       </w:r>
-      <w:proofErr w:type="gramStart"/>
-      <w:r>
-        <w:t>separate layers</w:t>
-      </w:r>
-      <w:proofErr w:type="gramEnd"/>
+      <w:r>
+        <w:t>separate layer</w:t>
+      </w:r>
       <w:r>
         <w:t xml:space="preserve"> can help to enhance or manage the code better.</w:t>
       </w:r>
@@ -10687,10 +10809,35 @@
           <w:b/>
         </w:rPr>
       </w:pPr>
-      <w:r>
-        <w:rPr>
-          <w:b/>
-        </w:rPr>
+    </w:p>
+    <w:p>
+      <w:pPr>
+        <w:pStyle w:val="NoSpacing"/>
+        <w:rPr>
+          <w:b/>
+        </w:rPr>
+      </w:pPr>
+    </w:p>
+    <w:p>
+      <w:pPr>
+        <w:pStyle w:val="NoSpacing"/>
+        <w:rPr>
+          <w:b/>
+        </w:rPr>
+      </w:pPr>
+    </w:p>
+    <w:p>
+      <w:pPr>
+        <w:pStyle w:val="NoSpacing"/>
+        <w:rPr>
+          <w:b/>
+        </w:rPr>
+      </w:pPr>
+      <w:r>
+        <w:rPr>
+          <w:b/>
+        </w:rPr>
+        <w:lastRenderedPageBreak/>
         <w:t>6. Flexible</w:t>
       </w:r>
     </w:p>
@@ -10765,15 +10912,19 @@
     <w:p>
       <w:pPr>
         <w:pStyle w:val="NoSpacing"/>
-        <w:rPr>
-          <w:b/>
-        </w:rPr>
-      </w:pPr>
-      <w:r>
-        <w:rPr>
-          <w:b/>
-        </w:rPr>
-        <w:lastRenderedPageBreak/>
+      </w:pPr>
+    </w:p>
+    <w:p>
+      <w:pPr>
+        <w:pStyle w:val="NoSpacing"/>
+        <w:rPr>
+          <w:b/>
+        </w:rPr>
+      </w:pPr>
+      <w:r>
+        <w:rPr>
+          <w:b/>
+        </w:rPr>
         <w:t>8. Robust</w:t>
       </w:r>
     </w:p>
@@ -11283,6 +11434,7 @@
           <w:szCs w:val="24"/>
           <w:lang w:eastAsia="en-IN"/>
         </w:rPr>
+        <w:lastRenderedPageBreak/>
         <w:t xml:space="preserve">Lazy loading </w:t>
       </w:r>
     </w:p>
@@ -11399,7 +11551,6 @@
         <w:pStyle w:val="NoSpacing"/>
       </w:pPr>
       <w:r>
-        <w:lastRenderedPageBreak/>
         <w:t>Use:</w:t>
       </w:r>
     </w:p>
@@ -11451,11 +11602,9 @@
       <w:r>
         <w:t xml:space="preserve">A good software architecture should be scalable to handle future growth, maintainable for easy changes, reusable to avoid duplication, reliable for consistent </w:t>
       </w:r>
-      <w:proofErr w:type="spellStart"/>
-      <w:r>
-        <w:t>behavior</w:t>
-      </w:r>
-      <w:proofErr w:type="spellEnd"/>
+      <w:r>
+        <w:t>behaviour</w:t>
+      </w:r>
       <w:r>
         <w:t>, flexible for changing requirements, secure against threats, and efficient in terms of performance and resource usage.</w:t>
       </w:r>
@@ -11666,10 +11815,21 @@
           <w:b/>
         </w:rPr>
       </w:pPr>
-      <w:r>
-        <w:rPr>
-          <w:b/>
-        </w:rPr>
+    </w:p>
+    <w:p>
+      <w:pPr>
+        <w:pStyle w:val="NoSpacing"/>
+        <w:rPr>
+          <w:b/>
+        </w:rPr>
+      </w:pPr>
+      <w:bookmarkStart w:id="0" w:name="_GoBack"/>
+      <w:bookmarkEnd w:id="0"/>
+      <w:r>
+        <w:rPr>
+          <w:b/>
+        </w:rPr>
+        <w:lastRenderedPageBreak/>
         <w:t>Content Delivery Networks (CDN)</w:t>
       </w:r>
     </w:p>
@@ -12122,8 +12282,6 @@
       <w:r>
         <w:t>, Last-Modified, etc.) to control how responses from APIs are cached by browsers and proxies. This approach ensures that subsequent requests for the same resource can be served from the cache without hitting the server again, thereby reducing latency and server load.</w:t>
       </w:r>
-      <w:bookmarkStart w:id="0" w:name="_GoBack"/>
-      <w:bookmarkEnd w:id="0"/>
     </w:p>
     <w:sectPr>
       <w:pgSz w:w="11906" w:h="16838"/>
@@ -14513,6 +14671,119 @@
     </w:lvl>
   </w:abstractNum>
   <w:abstractNum w:abstractNumId="19" w15:restartNumberingAfterBreak="0">
+    <w:nsid w:val="53ED645E"/>
+    <w:multiLevelType w:val="hybridMultilevel"/>
+    <w:tmpl w:val="85882EF0"/>
+    <w:lvl w:ilvl="0" w:tplc="40090001">
+      <w:start w:val="1"/>
+      <w:numFmt w:val="bullet"/>
+      <w:lvlText w:val=""/>
+      <w:lvlJc w:val="left"/>
+      <w:pPr>
+        <w:ind w:left="720" w:hanging="360"/>
+      </w:pPr>
+      <w:rPr>
+        <w:rFonts w:ascii="Symbol" w:hAnsi="Symbol" w:hint="default"/>
+      </w:rPr>
+    </w:lvl>
+    <w:lvl w:ilvl="1" w:tplc="40090003" w:tentative="1">
+      <w:start w:val="1"/>
+      <w:numFmt w:val="bullet"/>
+      <w:lvlText w:val="o"/>
+      <w:lvlJc w:val="left"/>
+      <w:pPr>
+        <w:ind w:left="1440" w:hanging="360"/>
+      </w:pPr>
+      <w:rPr>
+        <w:rFonts w:ascii="Courier New" w:hAnsi="Courier New" w:cs="Courier New" w:hint="default"/>
+      </w:rPr>
+    </w:lvl>
+    <w:lvl w:ilvl="2" w:tplc="40090005" w:tentative="1">
+      <w:start w:val="1"/>
+      <w:numFmt w:val="bullet"/>
+      <w:lvlText w:val=""/>
+      <w:lvlJc w:val="left"/>
+      <w:pPr>
+        <w:ind w:left="2160" w:hanging="360"/>
+      </w:pPr>
+      <w:rPr>
+        <w:rFonts w:ascii="Wingdings" w:hAnsi="Wingdings" w:hint="default"/>
+      </w:rPr>
+    </w:lvl>
+    <w:lvl w:ilvl="3" w:tplc="40090001" w:tentative="1">
+      <w:start w:val="1"/>
+      <w:numFmt w:val="bullet"/>
+      <w:lvlText w:val=""/>
+      <w:lvlJc w:val="left"/>
+      <w:pPr>
+        <w:ind w:left="2880" w:hanging="360"/>
+      </w:pPr>
+      <w:rPr>
+        <w:rFonts w:ascii="Symbol" w:hAnsi="Symbol" w:hint="default"/>
+      </w:rPr>
+    </w:lvl>
+    <w:lvl w:ilvl="4" w:tplc="40090003" w:tentative="1">
+      <w:start w:val="1"/>
+      <w:numFmt w:val="bullet"/>
+      <w:lvlText w:val="o"/>
+      <w:lvlJc w:val="left"/>
+      <w:pPr>
+        <w:ind w:left="3600" w:hanging="360"/>
+      </w:pPr>
+      <w:rPr>
+        <w:rFonts w:ascii="Courier New" w:hAnsi="Courier New" w:cs="Courier New" w:hint="default"/>
+      </w:rPr>
+    </w:lvl>
+    <w:lvl w:ilvl="5" w:tplc="40090005" w:tentative="1">
+      <w:start w:val="1"/>
+      <w:numFmt w:val="bullet"/>
+      <w:lvlText w:val=""/>
+      <w:lvlJc w:val="left"/>
+      <w:pPr>
+        <w:ind w:left="4320" w:hanging="360"/>
+      </w:pPr>
+      <w:rPr>
+        <w:rFonts w:ascii="Wingdings" w:hAnsi="Wingdings" w:hint="default"/>
+      </w:rPr>
+    </w:lvl>
+    <w:lvl w:ilvl="6" w:tplc="40090001" w:tentative="1">
+      <w:start w:val="1"/>
+      <w:numFmt w:val="bullet"/>
+      <w:lvlText w:val=""/>
+      <w:lvlJc w:val="left"/>
+      <w:pPr>
+        <w:ind w:left="5040" w:hanging="360"/>
+      </w:pPr>
+      <w:rPr>
+        <w:rFonts w:ascii="Symbol" w:hAnsi="Symbol" w:hint="default"/>
+      </w:rPr>
+    </w:lvl>
+    <w:lvl w:ilvl="7" w:tplc="40090003" w:tentative="1">
+      <w:start w:val="1"/>
+      <w:numFmt w:val="bullet"/>
+      <w:lvlText w:val="o"/>
+      <w:lvlJc w:val="left"/>
+      <w:pPr>
+        <w:ind w:left="5760" w:hanging="360"/>
+      </w:pPr>
+      <w:rPr>
+        <w:rFonts w:ascii="Courier New" w:hAnsi="Courier New" w:cs="Courier New" w:hint="default"/>
+      </w:rPr>
+    </w:lvl>
+    <w:lvl w:ilvl="8" w:tplc="40090005" w:tentative="1">
+      <w:start w:val="1"/>
+      <w:numFmt w:val="bullet"/>
+      <w:lvlText w:val=""/>
+      <w:lvlJc w:val="left"/>
+      <w:pPr>
+        <w:ind w:left="6480" w:hanging="360"/>
+      </w:pPr>
+      <w:rPr>
+        <w:rFonts w:ascii="Wingdings" w:hAnsi="Wingdings" w:hint="default"/>
+      </w:rPr>
+    </w:lvl>
+  </w:abstractNum>
+  <w:abstractNum w:abstractNumId="20" w15:restartNumberingAfterBreak="0">
     <w:nsid w:val="5A3A3C45"/>
     <w:multiLevelType w:val="hybridMultilevel"/>
     <w:tmpl w:val="E2CAF318"/>
@@ -14625,7 +14896,7 @@
       </w:rPr>
     </w:lvl>
   </w:abstractNum>
-  <w:abstractNum w:abstractNumId="20" w15:restartNumberingAfterBreak="0">
+  <w:abstractNum w:abstractNumId="21" w15:restartNumberingAfterBreak="0">
     <w:nsid w:val="5AB8085F"/>
     <w:multiLevelType w:val="hybridMultilevel"/>
     <w:tmpl w:val="B92A1004"/>
@@ -14738,7 +15009,7 @@
       </w:rPr>
     </w:lvl>
   </w:abstractNum>
-  <w:abstractNum w:abstractNumId="21" w15:restartNumberingAfterBreak="0">
+  <w:abstractNum w:abstractNumId="22" w15:restartNumberingAfterBreak="0">
     <w:nsid w:val="60BC6628"/>
     <w:multiLevelType w:val="hybridMultilevel"/>
     <w:tmpl w:val="C77ED61E"/>
@@ -14851,7 +15122,7 @@
       </w:rPr>
     </w:lvl>
   </w:abstractNum>
-  <w:abstractNum w:abstractNumId="22" w15:restartNumberingAfterBreak="0">
+  <w:abstractNum w:abstractNumId="23" w15:restartNumberingAfterBreak="0">
     <w:nsid w:val="62441361"/>
     <w:multiLevelType w:val="multilevel"/>
     <w:tmpl w:val="6130E29C"/>
@@ -15000,7 +15271,156 @@
       </w:rPr>
     </w:lvl>
   </w:abstractNum>
-  <w:abstractNum w:abstractNumId="23" w15:restartNumberingAfterBreak="0">
+  <w:abstractNum w:abstractNumId="24" w15:restartNumberingAfterBreak="0">
+    <w:nsid w:val="632B2D6A"/>
+    <w:multiLevelType w:val="multilevel"/>
+    <w:tmpl w:val="0A12B3BE"/>
+    <w:lvl w:ilvl="0">
+      <w:start w:val="1"/>
+      <w:numFmt w:val="bullet"/>
+      <w:lvlText w:val=""/>
+      <w:lvlJc w:val="left"/>
+      <w:pPr>
+        <w:tabs>
+          <w:tab w:val="num" w:pos="720"/>
+        </w:tabs>
+        <w:ind w:left="720" w:hanging="360"/>
+      </w:pPr>
+      <w:rPr>
+        <w:rFonts w:ascii="Symbol" w:hAnsi="Symbol" w:hint="default"/>
+        <w:sz w:val="20"/>
+      </w:rPr>
+    </w:lvl>
+    <w:lvl w:ilvl="1" w:tentative="1">
+      <w:start w:val="1"/>
+      <w:numFmt w:val="bullet"/>
+      <w:lvlText w:val="o"/>
+      <w:lvlJc w:val="left"/>
+      <w:pPr>
+        <w:tabs>
+          <w:tab w:val="num" w:pos="1440"/>
+        </w:tabs>
+        <w:ind w:left="1440" w:hanging="360"/>
+      </w:pPr>
+      <w:rPr>
+        <w:rFonts w:ascii="Courier New" w:hAnsi="Courier New" w:hint="default"/>
+        <w:sz w:val="20"/>
+      </w:rPr>
+    </w:lvl>
+    <w:lvl w:ilvl="2" w:tentative="1">
+      <w:start w:val="1"/>
+      <w:numFmt w:val="bullet"/>
+      <w:lvlText w:val=""/>
+      <w:lvlJc w:val="left"/>
+      <w:pPr>
+        <w:tabs>
+          <w:tab w:val="num" w:pos="2160"/>
+        </w:tabs>
+        <w:ind w:left="2160" w:hanging="360"/>
+      </w:pPr>
+      <w:rPr>
+        <w:rFonts w:ascii="Wingdings" w:hAnsi="Wingdings" w:hint="default"/>
+        <w:sz w:val="20"/>
+      </w:rPr>
+    </w:lvl>
+    <w:lvl w:ilvl="3" w:tentative="1">
+      <w:start w:val="1"/>
+      <w:numFmt w:val="bullet"/>
+      <w:lvlText w:val=""/>
+      <w:lvlJc w:val="left"/>
+      <w:pPr>
+        <w:tabs>
+          <w:tab w:val="num" w:pos="2880"/>
+        </w:tabs>
+        <w:ind w:left="2880" w:hanging="360"/>
+      </w:pPr>
+      <w:rPr>
+        <w:rFonts w:ascii="Wingdings" w:hAnsi="Wingdings" w:hint="default"/>
+        <w:sz w:val="20"/>
+      </w:rPr>
+    </w:lvl>
+    <w:lvl w:ilvl="4" w:tentative="1">
+      <w:start w:val="1"/>
+      <w:numFmt w:val="bullet"/>
+      <w:lvlText w:val=""/>
+      <w:lvlJc w:val="left"/>
+      <w:pPr>
+        <w:tabs>
+          <w:tab w:val="num" w:pos="3600"/>
+        </w:tabs>
+        <w:ind w:left="3600" w:hanging="360"/>
+      </w:pPr>
+      <w:rPr>
+        <w:rFonts w:ascii="Wingdings" w:hAnsi="Wingdings" w:hint="default"/>
+        <w:sz w:val="20"/>
+      </w:rPr>
+    </w:lvl>
+    <w:lvl w:ilvl="5" w:tentative="1">
+      <w:start w:val="1"/>
+      <w:numFmt w:val="bullet"/>
+      <w:lvlText w:val=""/>
+      <w:lvlJc w:val="left"/>
+      <w:pPr>
+        <w:tabs>
+          <w:tab w:val="num" w:pos="4320"/>
+        </w:tabs>
+        <w:ind w:left="4320" w:hanging="360"/>
+      </w:pPr>
+      <w:rPr>
+        <w:rFonts w:ascii="Wingdings" w:hAnsi="Wingdings" w:hint="default"/>
+        <w:sz w:val="20"/>
+      </w:rPr>
+    </w:lvl>
+    <w:lvl w:ilvl="6" w:tentative="1">
+      <w:start w:val="1"/>
+      <w:numFmt w:val="bullet"/>
+      <w:lvlText w:val=""/>
+      <w:lvlJc w:val="left"/>
+      <w:pPr>
+        <w:tabs>
+          <w:tab w:val="num" w:pos="5040"/>
+        </w:tabs>
+        <w:ind w:left="5040" w:hanging="360"/>
+      </w:pPr>
+      <w:rPr>
+        <w:rFonts w:ascii="Wingdings" w:hAnsi="Wingdings" w:hint="default"/>
+        <w:sz w:val="20"/>
+      </w:rPr>
+    </w:lvl>
+    <w:lvl w:ilvl="7" w:tentative="1">
+      <w:start w:val="1"/>
+      <w:numFmt w:val="bullet"/>
+      <w:lvlText w:val=""/>
+      <w:lvlJc w:val="left"/>
+      <w:pPr>
+        <w:tabs>
+          <w:tab w:val="num" w:pos="5760"/>
+        </w:tabs>
+        <w:ind w:left="5760" w:hanging="360"/>
+      </w:pPr>
+      <w:rPr>
+        <w:rFonts w:ascii="Wingdings" w:hAnsi="Wingdings" w:hint="default"/>
+        <w:sz w:val="20"/>
+      </w:rPr>
+    </w:lvl>
+    <w:lvl w:ilvl="8" w:tentative="1">
+      <w:start w:val="1"/>
+      <w:numFmt w:val="bullet"/>
+      <w:lvlText w:val=""/>
+      <w:lvlJc w:val="left"/>
+      <w:pPr>
+        <w:tabs>
+          <w:tab w:val="num" w:pos="6480"/>
+        </w:tabs>
+        <w:ind w:left="6480" w:hanging="360"/>
+      </w:pPr>
+      <w:rPr>
+        <w:rFonts w:ascii="Wingdings" w:hAnsi="Wingdings" w:hint="default"/>
+        <w:sz w:val="20"/>
+      </w:rPr>
+    </w:lvl>
+  </w:abstractNum>
+  <w:abstractNum w:abstractNumId="25" w15:restartNumberingAfterBreak="0">
     <w:nsid w:val="64126051"/>
     <w:multiLevelType w:val="multilevel"/>
     <w:tmpl w:val="AB4C1AC0"/>
@@ -15149,7 +15569,7 @@
       </w:rPr>
     </w:lvl>
   </w:abstractNum>
-  <w:abstractNum w:abstractNumId="24" w15:restartNumberingAfterBreak="0">
+  <w:abstractNum w:abstractNumId="26" w15:restartNumberingAfterBreak="0">
     <w:nsid w:val="66EB254C"/>
     <w:multiLevelType w:val="multilevel"/>
     <w:tmpl w:val="2CD2ED20"/>
@@ -15298,7 +15718,7 @@
       </w:rPr>
     </w:lvl>
   </w:abstractNum>
-  <w:abstractNum w:abstractNumId="25" w15:restartNumberingAfterBreak="0">
+  <w:abstractNum w:abstractNumId="27" w15:restartNumberingAfterBreak="0">
     <w:nsid w:val="69F8291A"/>
     <w:multiLevelType w:val="hybridMultilevel"/>
     <w:tmpl w:val="06F2D01A"/>
@@ -15411,7 +15831,7 @@
       </w:rPr>
     </w:lvl>
   </w:abstractNum>
-  <w:abstractNum w:abstractNumId="26" w15:restartNumberingAfterBreak="0">
+  <w:abstractNum w:abstractNumId="28" w15:restartNumberingAfterBreak="0">
     <w:nsid w:val="6A7D036A"/>
     <w:multiLevelType w:val="hybridMultilevel"/>
     <w:tmpl w:val="6F9068DE"/>
@@ -15524,7 +15944,7 @@
       </w:rPr>
     </w:lvl>
   </w:abstractNum>
-  <w:abstractNum w:abstractNumId="27" w15:restartNumberingAfterBreak="0">
+  <w:abstractNum w:abstractNumId="29" w15:restartNumberingAfterBreak="0">
     <w:nsid w:val="6BA440B1"/>
     <w:multiLevelType w:val="hybridMultilevel"/>
     <w:tmpl w:val="32320FB2"/>
@@ -15637,7 +16057,7 @@
       </w:rPr>
     </w:lvl>
   </w:abstractNum>
-  <w:abstractNum w:abstractNumId="28" w15:restartNumberingAfterBreak="0">
+  <w:abstractNum w:abstractNumId="30" w15:restartNumberingAfterBreak="0">
     <w:nsid w:val="78DB2A4A"/>
     <w:multiLevelType w:val="hybridMultilevel"/>
     <w:tmpl w:val="48E4CA78"/>
@@ -15750,7 +16170,7 @@
       </w:rPr>
     </w:lvl>
   </w:abstractNum>
-  <w:abstractNum w:abstractNumId="29" w15:restartNumberingAfterBreak="0">
+  <w:abstractNum w:abstractNumId="31" w15:restartNumberingAfterBreak="0">
     <w:nsid w:val="7AE57FB6"/>
     <w:multiLevelType w:val="hybridMultilevel"/>
     <w:tmpl w:val="96EE8C7C"/>
@@ -15863,7 +16283,7 @@
       </w:rPr>
     </w:lvl>
   </w:abstractNum>
-  <w:abstractNum w:abstractNumId="30" w15:restartNumberingAfterBreak="0">
+  <w:abstractNum w:abstractNumId="32" w15:restartNumberingAfterBreak="0">
     <w:nsid w:val="7B0378A4"/>
     <w:multiLevelType w:val="hybridMultilevel"/>
     <w:tmpl w:val="17CC3740"/>
@@ -15976,7 +16396,7 @@
       </w:rPr>
     </w:lvl>
   </w:abstractNum>
-  <w:abstractNum w:abstractNumId="31" w15:restartNumberingAfterBreak="0">
+  <w:abstractNum w:abstractNumId="33" w15:restartNumberingAfterBreak="0">
     <w:nsid w:val="7BE6793D"/>
     <w:multiLevelType w:val="multilevel"/>
     <w:tmpl w:val="ED36D03A"/>
@@ -16126,13 +16546,13 @@
     </w:lvl>
   </w:abstractNum>
   <w:num w:numId="1">
-    <w:abstractNumId w:val="22"/>
+    <w:abstractNumId w:val="23"/>
   </w:num>
   <w:num w:numId="2">
     <w:abstractNumId w:val="3"/>
   </w:num>
   <w:num w:numId="3">
-    <w:abstractNumId w:val="27"/>
+    <w:abstractNumId w:val="29"/>
   </w:num>
   <w:num w:numId="4">
     <w:abstractNumId w:val="7"/>
@@ -16141,13 +16561,13 @@
     <w:abstractNumId w:val="16"/>
   </w:num>
   <w:num w:numId="6">
-    <w:abstractNumId w:val="29"/>
+    <w:abstractNumId w:val="31"/>
   </w:num>
   <w:num w:numId="7">
-    <w:abstractNumId w:val="20"/>
+    <w:abstractNumId w:val="21"/>
   </w:num>
   <w:num w:numId="8">
-    <w:abstractNumId w:val="28"/>
+    <w:abstractNumId w:val="30"/>
   </w:num>
   <w:num w:numId="9">
     <w:abstractNumId w:val="11"/>
@@ -16156,7 +16576,7 @@
     <w:abstractNumId w:val="15"/>
   </w:num>
   <w:num w:numId="11">
-    <w:abstractNumId w:val="26"/>
+    <w:abstractNumId w:val="28"/>
   </w:num>
   <w:num w:numId="12">
     <w:abstractNumId w:val="1"/>
@@ -16165,13 +16585,13 @@
     <w:abstractNumId w:val="17"/>
   </w:num>
   <w:num w:numId="14">
-    <w:abstractNumId w:val="25"/>
+    <w:abstractNumId w:val="27"/>
   </w:num>
   <w:num w:numId="15">
-    <w:abstractNumId w:val="21"/>
+    <w:abstractNumId w:val="22"/>
   </w:num>
   <w:num w:numId="16">
-    <w:abstractNumId w:val="30"/>
+    <w:abstractNumId w:val="32"/>
   </w:num>
   <w:num w:numId="17">
     <w:abstractNumId w:val="0"/>
@@ -16180,7 +16600,7 @@
     <w:abstractNumId w:val="6"/>
   </w:num>
   <w:num w:numId="19">
-    <w:abstractNumId w:val="23"/>
+    <w:abstractNumId w:val="25"/>
   </w:num>
   <w:num w:numId="20">
     <w:abstractNumId w:val="12"/>
@@ -16204,22 +16624,28 @@
     <w:abstractNumId w:val="10"/>
   </w:num>
   <w:num w:numId="27">
-    <w:abstractNumId w:val="19"/>
+    <w:abstractNumId w:val="20"/>
   </w:num>
   <w:num w:numId="28">
     <w:abstractNumId w:val="14"/>
   </w:num>
   <w:num w:numId="29">
-    <w:abstractNumId w:val="31"/>
+    <w:abstractNumId w:val="33"/>
   </w:num>
   <w:num w:numId="30">
-    <w:abstractNumId w:val="24"/>
+    <w:abstractNumId w:val="26"/>
   </w:num>
   <w:num w:numId="31">
     <w:abstractNumId w:val="9"/>
   </w:num>
   <w:num w:numId="32">
     <w:abstractNumId w:val="2"/>
+  </w:num>
+  <w:num w:numId="33">
+    <w:abstractNumId w:val="24"/>
+  </w:num>
+  <w:num w:numId="34">
+    <w:abstractNumId w:val="19"/>
   </w:num>
   <w:numIdMacAtCleanup w:val="24"/>
 </w:numbering>
